--- a/linear-algebra-direct-sums.docx
+++ b/linear-algebra-direct-sums.docx
@@ -15,7 +15,7 @@
         <w:pStyle w:val="Date"/>
       </w:pPr>
       <w:r>
-        <w:t xml:space="preserve">Last modified: 2026-10-10 10:38:55 (PDT)</w:t>
+        <w:t xml:space="preserve">Last modified: 2026-10-10 11:17:20 (PDT)</w:t>
       </w:r>
     </w:p>
     <w:bookmarkStart w:id="46" w:name="sec-direct-sums"/>

--- a/linear-algebra-direct-sums.docx
+++ b/linear-algebra-direct-sums.docx
@@ -15,7 +15,7 @@
         <w:pStyle w:val="Date"/>
       </w:pPr>
       <w:r>
-        <w:t xml:space="preserve">Last modified: 2026-10-10 11:17:20 (PDT)</w:t>
+        <w:t xml:space="preserve">Last modified: 2026-10-10 18:57:52 (PDT)</w:t>
       </w:r>
     </w:p>
     <w:bookmarkStart w:id="46" w:name="sec-direct-sums"/>

--- a/linear-algebra-direct-sums.docx
+++ b/linear-algebra-direct-sums.docx
@@ -15,7 +15,7 @@
         <w:pStyle w:val="Date"/>
       </w:pPr>
       <w:r>
-        <w:t xml:space="preserve">Last modified: 2026-10-10 18:57:52 (PDT)</w:t>
+        <w:t xml:space="preserve">Last modified: 2026-10-10 19:44:14 (PDT)</w:t>
       </w:r>
     </w:p>
     <w:bookmarkStart w:id="46" w:name="sec-direct-sums"/>

--- a/linear-algebra-direct-sums.docx
+++ b/linear-algebra-direct-sums.docx
@@ -15,7 +15,7 @@
         <w:pStyle w:val="Date"/>
       </w:pPr>
       <w:r>
-        <w:t xml:space="preserve">Last modified: 2026-10-10 19:44:14 (PDT)</w:t>
+        <w:t xml:space="preserve">Last modified: 2026-10-11 00:33:48 (PDT)</w:t>
       </w:r>
     </w:p>
     <w:bookmarkStart w:id="46" w:name="sec-direct-sums"/>

--- a/linear-algebra-direct-sums.docx
+++ b/linear-algebra-direct-sums.docx
@@ -15,7 +15,7 @@
         <w:pStyle w:val="Date"/>
       </w:pPr>
       <w:r>
-        <w:t xml:space="preserve">Last modified: 2026-10-11 00:33:48 (PDT)</w:t>
+        <w:t xml:space="preserve">Last modified: 2026-10-11 01:21:14 (PDT)</w:t>
       </w:r>
     </w:p>
     <w:bookmarkStart w:id="46" w:name="sec-direct-sums"/>

--- a/linear-algebra-direct-sums.docx
+++ b/linear-algebra-direct-sums.docx
@@ -15,7 +15,7 @@
         <w:pStyle w:val="Date"/>
       </w:pPr>
       <w:r>
-        <w:t xml:space="preserve">Last modified: 2026-10-11 01:21:14 (PDT)</w:t>
+        <w:t xml:space="preserve">Last modified: 2026-10-12 01:27:56 (PDT)</w:t>
       </w:r>
     </w:p>
     <w:bookmarkStart w:id="46" w:name="sec-direct-sums"/>

--- a/linear-algebra-direct-sums.docx
+++ b/linear-algebra-direct-sums.docx
@@ -15,7 +15,7 @@
         <w:pStyle w:val="Date"/>
       </w:pPr>
       <w:r>
-        <w:t xml:space="preserve">Last modified: 2026-10-12 01:27:56 (PDT)</w:t>
+        <w:t xml:space="preserve">Last modified: 2026-10-12 19:40:12 (PDT)</w:t>
       </w:r>
     </w:p>
     <w:bookmarkStart w:id="46" w:name="sec-direct-sums"/>

--- a/linear-algebra-direct-sums.docx
+++ b/linear-algebra-direct-sums.docx
@@ -15,7 +15,7 @@
         <w:pStyle w:val="Date"/>
       </w:pPr>
       <w:r>
-        <w:t xml:space="preserve">Last modified: 2026-10-12 19:40:12 (PDT)</w:t>
+        <w:t xml:space="preserve">Last modified: 2026-10-12 20:31:51 (PDT)</w:t>
       </w:r>
     </w:p>
     <w:bookmarkStart w:id="46" w:name="sec-direct-sums"/>

--- a/linear-algebra-direct-sums.docx
+++ b/linear-algebra-direct-sums.docx
@@ -15,7 +15,7 @@
         <w:pStyle w:val="Date"/>
       </w:pPr>
       <w:r>
-        <w:t xml:space="preserve">Last modified: 2026-10-12 20:31:51 (PDT)</w:t>
+        <w:t xml:space="preserve">Last modified: 2026-10-12 21:21:07 (PDT)</w:t>
       </w:r>
     </w:p>
     <w:bookmarkStart w:id="46" w:name="sec-direct-sums"/>

--- a/linear-algebra-direct-sums.docx
+++ b/linear-algebra-direct-sums.docx
@@ -15,7 +15,7 @@
         <w:pStyle w:val="Date"/>
       </w:pPr>
       <w:r>
-        <w:t xml:space="preserve">Last modified: 2026-10-12 21:21:07 (PDT)</w:t>
+        <w:t xml:space="preserve">Last modified: 2026-10-12 22:07:53 (PDT)</w:t>
       </w:r>
     </w:p>
     <w:bookmarkStart w:id="46" w:name="sec-direct-sums"/>
@@ -251,7 +251,7 @@
                 <w:rPr>
                   <w:rStyle w:val="Hyperlink"/>
                 </w:rPr>
-                <w:t xml:space="preserve">Theorem 6 in Column Space, Null Space and Rank-Nullity</w:t>
+                <w:t xml:space="preserve">Theorem 7 in Column Space, Null Space and Rank-Nullity</w:t>
               </w:r>
             </w:hyperlink>
             <w:r>
@@ -12349,7 +12349,7 @@
                   <m:nor/>
                   <m:sty m:val="p"/>
                 </m:rPr>
-                <m:t>Theorem 5 in Column Space, Null Space and Rank-Nullity</m:t>
+                <m:t>Theorem 6 in Column Space, Null Space and Rank-Nullity</m:t>
               </m:r>
               <m:r>
                 <m:rPr>
@@ -12701,7 +12701,7 @@
                   <m:nor/>
                   <m:sty m:val="p"/>
                 </m:rPr>
-                <m:t>Theorem 5 in Column Space, Null Space and Rank-Nullity</m:t>
+                <m:t>Theorem 6 in Column Space, Null Space and Rank-Nullity</m:t>
               </m:r>
               <m:r>
                 <m:rPr>
@@ -13218,7 +13218,7 @@
           <w:rPr>
             <w:rStyle w:val="Hyperlink"/>
           </w:rPr>
-          <w:t xml:space="preserve">Example 10 in Column Space, Null Space and Rank-Nullity</w:t>
+          <w:t xml:space="preserve">Example 12 in Column Space, Null Space and Rank-Nullity</w:t>
         </w:r>
       </w:hyperlink>
       <w:r>
@@ -33128,7 +33128,7 @@
                   <m:nor/>
                   <m:sty m:val="p"/>
                 </m:rPr>
-                <m:t>Definition 4 in Column Space, Null Space and Rank-Nullity</m:t>
+                <m:t>Definition 5 in Column Space, Null Space and Rank-Nullity</m:t>
               </m:r>
               <m:r>
                 <m:rPr>
@@ -33211,7 +33211,7 @@
                   <m:nor/>
                   <m:sty m:val="p"/>
                 </m:rPr>
-                <m:t>Theorem 6 in Column Space, Null Space and Rank-Nullity</m:t>
+                <m:t>Theorem 7 in Column Space, Null Space and Rank-Nullity</m:t>
               </m:r>
               <m:r>
                 <m:rPr>
@@ -33317,7 +33317,7 @@
                   <m:nor/>
                   <m:sty m:val="p"/>
                 </m:rPr>
-                <m:t>Theorem 8 in Column Space, Null Space and Rank-Nullity</m:t>
+                <m:t>Theorem 9 in Column Space, Null Space and Rank-Nullity</m:t>
               </m:r>
               <m:r>
                 <m:rPr>
@@ -33411,7 +33411,7 @@
                   <m:nor/>
                   <m:sty m:val="p"/>
                 </m:rPr>
-                <m:t>Theorem 5 in Column Space, Null Space and Rank-Nullity</m:t>
+                <m:t>Theorem 6 in Column Space, Null Space and Rank-Nullity</m:t>
               </m:r>
               <m:r>
                 <m:rPr>
@@ -40896,7 +40896,7 @@
           <w:rPr>
             <w:rStyle w:val="Hyperlink"/>
           </w:rPr>
-          <w:t xml:space="preserve">Theorem 5 in Column Space, Null Space and Rank-Nullity</w:t>
+          <w:t xml:space="preserve">Theorem 6 in Column Space, Null Space and Rank-Nullity</w:t>
         </w:r>
       </w:hyperlink>
       <w:r>
@@ -41022,7 +41022,7 @@
           <w:rPr>
             <w:rStyle w:val="Hyperlink"/>
           </w:rPr>
-          <w:t xml:space="preserve">Theorem 5 in Column Space, Null Space and Rank-Nullity</w:t>
+          <w:t xml:space="preserve">Theorem 6 in Column Space, Null Space and Rank-Nullity</w:t>
         </w:r>
       </w:hyperlink>
       <w:r>
@@ -41056,7 +41056,7 @@
           <w:rPr>
             <w:rStyle w:val="Hyperlink"/>
           </w:rPr>
-          <w:t xml:space="preserve">Theorem 8 in Column Space, Null Space and Rank-Nullity</w:t>
+          <w:t xml:space="preserve">Theorem 9 in Column Space, Null Space and Rank-Nullity</w:t>
         </w:r>
       </w:hyperlink>
       <w:r>
@@ -41180,7 +41180,7 @@
           <w:rPr>
             <w:rStyle w:val="Hyperlink"/>
           </w:rPr>
-          <w:t xml:space="preserve">Definition 4 in Column Space, Null Space and Rank-Nullity</w:t>
+          <w:t xml:space="preserve">Definition 5 in Column Space, Null Space and Rank-Nullity</w:t>
         </w:r>
       </w:hyperlink>
       <w:r>
@@ -41194,7 +41194,7 @@
           <w:rPr>
             <w:rStyle w:val="Hyperlink"/>
           </w:rPr>
-          <w:t xml:space="preserve">Theorem 6 in Column Space, Null Space and Rank-Nullity</w:t>
+          <w:t xml:space="preserve">Theorem 7 in Column Space, Null Space and Rank-Nullity</w:t>
         </w:r>
       </w:hyperlink>
       <w:r>
@@ -41493,7 +41493,7 @@
           <w:rPr>
             <w:rStyle w:val="Hyperlink"/>
           </w:rPr>
-          <w:t xml:space="preserve">Example 8 in Column Space, Null Space and Rank-Nullity</w:t>
+          <w:t xml:space="preserve">Example 10 in Column Space, Null Space and Rank-Nullity</w:t>
         </w:r>
       </w:hyperlink>
       <w:r>
@@ -41878,7 +41878,7 @@
           <w:rPr>
             <w:rStyle w:val="Hyperlink"/>
           </w:rPr>
-          <w:t xml:space="preserve">Example 9 in Column Space, Null Space and Rank-Nullity</w:t>
+          <w:t xml:space="preserve">Example 11 in Column Space, Null Space and Rank-Nullity</w:t>
         </w:r>
       </w:hyperlink>
       <w:r>

--- a/linear-algebra-direct-sums.docx
+++ b/linear-algebra-direct-sums.docx
@@ -15,7 +15,7 @@
         <w:pStyle w:val="Date"/>
       </w:pPr>
       <w:r>
-        <w:t xml:space="preserve">Last modified: 2026-10-12 22:07:53 (PDT)</w:t>
+        <w:t xml:space="preserve">Last modified: 2026-10-12 22:45:08 (PDT)</w:t>
       </w:r>
     </w:p>
     <w:bookmarkStart w:id="46" w:name="sec-direct-sums"/>

--- a/linear-algebra-direct-sums.docx
+++ b/linear-algebra-direct-sums.docx
@@ -15,7 +15,7 @@
         <w:pStyle w:val="Date"/>
       </w:pPr>
       <w:r>
-        <w:t xml:space="preserve">Last modified: 2026-10-12 22:45:08 (PDT)</w:t>
+        <w:t xml:space="preserve">Last modified: 2026-10-13 01:20:47 (PDT)</w:t>
       </w:r>
     </w:p>
     <w:bookmarkStart w:id="46" w:name="sec-direct-sums"/>

--- a/linear-algebra-direct-sums.docx
+++ b/linear-algebra-direct-sums.docx
@@ -15,7 +15,7 @@
         <w:pStyle w:val="Date"/>
       </w:pPr>
       <w:r>
-        <w:t xml:space="preserve">Last modified: 2026-10-13 01:20:47 (PDT)</w:t>
+        <w:t xml:space="preserve">Last modified: 2026-10-13 10:37:49 (PDT)</w:t>
       </w:r>
     </w:p>
     <w:bookmarkStart w:id="46" w:name="sec-direct-sums"/>

--- a/linear-algebra-direct-sums.docx
+++ b/linear-algebra-direct-sums.docx
@@ -15,7 +15,7 @@
         <w:pStyle w:val="Date"/>
       </w:pPr>
       <w:r>
-        <w:t xml:space="preserve">Last modified: 2026-10-13 10:37:49 (PDT)</w:t>
+        <w:t xml:space="preserve">Last modified: 2026-10-13 11:22:25 (PDT)</w:t>
       </w:r>
     </w:p>
     <w:bookmarkStart w:id="46" w:name="sec-direct-sums"/>

--- a/linear-algebra-direct-sums.docx
+++ b/linear-algebra-direct-sums.docx
@@ -15,7 +15,7 @@
         <w:pStyle w:val="Date"/>
       </w:pPr>
       <w:r>
-        <w:t xml:space="preserve">Last modified: 2026-10-13 11:22:25 (PDT)</w:t>
+        <w:t xml:space="preserve">Last modified: 2026-10-13 14:29:41 (PDT)</w:t>
       </w:r>
     </w:p>
     <w:bookmarkStart w:id="46" w:name="sec-direct-sums"/>
@@ -20723,7 +20723,7 @@
     </w:p>
     <w:bookmarkEnd w:id="45"/>
     <w:bookmarkEnd w:id="46"/>
-    <w:bookmarkStart w:id="70" w:name="sec-orthogonal-complements"/>
+    <w:bookmarkStart w:id="71" w:name="sec-orthogonal-complements"/>
     <w:p>
       <w:pPr>
         <w:pStyle w:val="Heading2"/>
@@ -24215,24 +24215,6 @@
       <w:r>
         <w:t xml:space="preserve">.</w:t>
       </w:r>
-      <w:r>
-        <w:t xml:space="preserve"> </w:t>
-      </w:r>
-      <m:oMath>
-        <m:r>
-          <m:rPr>
-            <m:scr m:val="script"/>
-            <m:sty m:val="p"/>
-          </m:rPr>
-          <m:t>X</m:t>
-        </m:r>
-      </m:oMath>
-      <w:r>
-        <w:t xml:space="preserve"> </w:t>
-      </w:r>
-      <w:r>
-        <w:t xml:space="preserve">need not be a subspace.</w:t>
-      </w:r>
     </w:p>
     <w:bookmarkEnd w:id="50"/>
     <w:bookmarkStart w:id="51" w:name="exm-orthogonal-complement"/>
@@ -25774,26 +25756,20 @@
       </w:r>
     </w:p>
     <w:bookmarkEnd w:id="51"/>
-    <w:bookmarkStart w:id="52" w:name="thm-orthogonal-complement-subspace"/>
+    <w:bookmarkStart w:id="52" w:name="rem-orthogonal-complement-any-set"/>
     <w:p>
       <w:pPr>
         <w:pStyle w:val="FirstParagraph"/>
       </w:pPr>
       <w:r>
         <w:rPr>
-          <w:b/>
-          <w:bCs/>
+          <w:i/>
+          <w:iCs/>
         </w:rPr>
-        <w:t xml:space="preserve">Theorem 6 (An orthogonal complement is a subspace)</w:t>
-      </w:r>
-      <w:r>
-        <w:t xml:space="preserve"> </w:t>
-      </w:r>
-      <w:r>
-        <w:t xml:space="preserve">For any set</w:t>
-      </w:r>
-      <w:r>
-        <w:t xml:space="preserve"> </w:t>
+        <w:t xml:space="preserve">Remark 1</w:t>
+      </w:r>
+      <w:r>
+        <w:t xml:space="preserve"> (The orthogonal complement of a set that is not a subspace). </w:t>
       </w:r>
       <m:oMath>
         <m:r>
@@ -25808,61 +25784,10 @@
         <w:t xml:space="preserve"> </w:t>
       </w:r>
       <w:r>
-        <w:t xml:space="preserve">of vectors in</w:t>
-      </w:r>
-      <w:r>
-        <w:t xml:space="preserve"> </w:t>
-      </w:r>
-      <m:oMath>
-        <m:sSup>
-          <m:e>
-            <m:r>
-              <m:rPr>
-                <m:scr m:val="double-struck"/>
-                <m:sty m:val="p"/>
-              </m:rPr>
-              <m:t>R</m:t>
-            </m:r>
-          </m:e>
-          <m:sup>
-            <m:r>
-              <m:t>p</m:t>
-            </m:r>
-          </m:sup>
-        </m:sSup>
-      </m:oMath>
-      <w:r>
-        <w:t xml:space="preserve">,</w:t>
-      </w:r>
-      <w:r>
-        <w:t xml:space="preserve"> </w:t>
-      </w:r>
-      <m:oMath>
-        <m:sSup>
-          <m:e>
-            <m:r>
-              <m:rPr>
-                <m:scr m:val="script"/>
-                <m:sty m:val="p"/>
-              </m:rPr>
-              <m:t>X</m:t>
-            </m:r>
-          </m:e>
-          <m:sup>
-            <m:r>
-              <m:rPr>
-                <m:sty m:val="p"/>
-              </m:rPr>
-              <m:t>⟂</m:t>
-            </m:r>
-          </m:sup>
-        </m:sSup>
-      </m:oMath>
-      <w:r>
-        <w:t xml:space="preserve"> </w:t>
-      </w:r>
-      <w:r>
-        <w:t xml:space="preserve">(</w:t>
+        <w:t xml:space="preserve">in</w:t>
+      </w:r>
+      <w:r>
+        <w:t xml:space="preserve"> </w:t>
       </w:r>
       <w:hyperlink w:anchor="def-orthogonal-complement">
         <w:r>
@@ -25873,6 +25798,112 @@
         </w:r>
       </w:hyperlink>
       <w:r>
+        <w:t xml:space="preserve"> </w:t>
+      </w:r>
+      <w:r>
+        <w:t xml:space="preserve">need not be a subspace.</w:t>
+      </w:r>
+    </w:p>
+    <w:bookmarkEnd w:id="52"/>
+    <w:bookmarkStart w:id="53" w:name="thm-orthogonal-complement-subspace"/>
+    <w:p>
+      <w:pPr>
+        <w:pStyle w:val="BodyText"/>
+      </w:pPr>
+      <w:r>
+        <w:rPr>
+          <w:b/>
+          <w:bCs/>
+        </w:rPr>
+        <w:t xml:space="preserve">Theorem 6 (An orthogonal complement is a subspace)</w:t>
+      </w:r>
+      <w:r>
+        <w:t xml:space="preserve"> </w:t>
+      </w:r>
+      <w:r>
+        <w:t xml:space="preserve">For any set</w:t>
+      </w:r>
+      <w:r>
+        <w:t xml:space="preserve"> </w:t>
+      </w:r>
+      <m:oMath>
+        <m:r>
+          <m:rPr>
+            <m:scr m:val="script"/>
+            <m:sty m:val="p"/>
+          </m:rPr>
+          <m:t>X</m:t>
+        </m:r>
+      </m:oMath>
+      <w:r>
+        <w:t xml:space="preserve"> </w:t>
+      </w:r>
+      <w:r>
+        <w:t xml:space="preserve">of vectors in</w:t>
+      </w:r>
+      <w:r>
+        <w:t xml:space="preserve"> </w:t>
+      </w:r>
+      <m:oMath>
+        <m:sSup>
+          <m:e>
+            <m:r>
+              <m:rPr>
+                <m:scr m:val="double-struck"/>
+                <m:sty m:val="p"/>
+              </m:rPr>
+              <m:t>R</m:t>
+            </m:r>
+          </m:e>
+          <m:sup>
+            <m:r>
+              <m:t>p</m:t>
+            </m:r>
+          </m:sup>
+        </m:sSup>
+      </m:oMath>
+      <w:r>
+        <w:t xml:space="preserve">,</w:t>
+      </w:r>
+      <w:r>
+        <w:t xml:space="preserve"> </w:t>
+      </w:r>
+      <m:oMath>
+        <m:sSup>
+          <m:e>
+            <m:r>
+              <m:rPr>
+                <m:scr m:val="script"/>
+                <m:sty m:val="p"/>
+              </m:rPr>
+              <m:t>X</m:t>
+            </m:r>
+          </m:e>
+          <m:sup>
+            <m:r>
+              <m:rPr>
+                <m:sty m:val="p"/>
+              </m:rPr>
+              <m:t>⟂</m:t>
+            </m:r>
+          </m:sup>
+        </m:sSup>
+      </m:oMath>
+      <w:r>
+        <w:t xml:space="preserve"> </w:t>
+      </w:r>
+      <w:r>
+        <w:t xml:space="preserve">(</w:t>
+      </w:r>
+      <w:hyperlink w:anchor="def-orthogonal-complement">
+        <w:r>
+          <w:rPr>
+            <w:rStyle w:val="Hyperlink"/>
+          </w:rPr>
+          <w:t xml:space="preserve">Definition 4</w:t>
+        </w:r>
+      </w:hyperlink>
+      <w:r>
         <w:t xml:space="preserve">)</w:t>
       </w:r>
       <w:r>
@@ -25920,7 +25951,7 @@
         <w:t xml:space="preserve">).</w:t>
       </w:r>
     </w:p>
-    <w:bookmarkEnd w:id="52"/>
+    <w:bookmarkEnd w:id="53"/>
     <w:p>
       <w:pPr>
         <w:pStyle w:val="BodyText"/>
@@ -27021,7 +27052,7 @@
         <w:t xml:space="preserve">.</w:t>
       </w:r>
     </w:p>
-    <w:bookmarkStart w:id="55" w:name="exm-orthogonal-complement-subspace"/>
+    <w:bookmarkStart w:id="56" w:name="exm-orthogonal-complement-subspace"/>
     <w:p>
       <w:pPr>
         <w:pStyle w:val="BodyText"/>
@@ -27724,7 +27755,7 @@
       <w:r>
         <w:t xml:space="preserve"> </w:t>
       </w:r>
-      <w:hyperlink r:id="rId53">
+      <w:hyperlink r:id="rId54">
         <w:r>
           <w:rPr>
             <w:rStyle w:val="Hyperlink"/>
@@ -27805,12 +27836,12 @@
       <w:r>
         <w:t xml:space="preserve"> </w:t>
       </w:r>
-      <w:hyperlink r:id="rId54">
+      <w:hyperlink r:id="rId55">
         <w:r>
           <w:rPr>
             <w:rStyle w:val="Hyperlink"/>
           </w:rPr>
-          <w:t xml:space="preserve">Remark 7 in Vectors</w:t>
+          <w:t xml:space="preserve">Remark 8 in Vectors</w:t>
         </w:r>
       </w:hyperlink>
       <w:r>
@@ -27852,8 +27883,8 @@
         <w:t xml:space="preserve">.</w:t>
       </w:r>
     </w:p>
-    <w:bookmarkEnd w:id="55"/>
-    <w:bookmarkStart w:id="56" w:name="thm-complement-null-space"/>
+    <w:bookmarkEnd w:id="56"/>
+    <w:bookmarkStart w:id="57" w:name="thm-complement-null-space"/>
     <w:p>
       <w:pPr>
         <w:pStyle w:val="BodyText"/>
@@ -28007,7 +28038,7 @@
         </m:oMath>
       </m:oMathPara>
     </w:p>
-    <w:bookmarkEnd w:id="56"/>
+    <w:bookmarkEnd w:id="57"/>
     <w:p>
       <w:pPr>
         <w:pStyle w:val="FirstParagraph"/>
@@ -28739,12 +28770,12 @@
       <w:r>
         <w:t xml:space="preserve">(</w:t>
       </w:r>
-      <w:hyperlink r:id="rId57">
+      <w:hyperlink r:id="rId58">
         <w:r>
           <w:rPr>
             <w:rStyle w:val="Hyperlink"/>
           </w:rPr>
-          <w:t xml:space="preserve">Definition 2 in Column Space, Null Space and Rank-Nullity</w:t>
+          <w:t xml:space="preserve">Definition 3 in Column Space, Null Space and Rank-Nullity</w:t>
         </w:r>
       </w:hyperlink>
       <w:r>
@@ -30466,7 +30497,7 @@
         <w:t xml:space="preserve">.</w:t>
       </w:r>
     </w:p>
-    <w:bookmarkStart w:id="60" w:name="exm-complement-null-space"/>
+    <w:bookmarkStart w:id="61" w:name="exm-complement-null-space"/>
     <w:p>
       <w:pPr>
         <w:pStyle w:val="BodyText"/>
@@ -30485,7 +30516,7 @@
         </w:rPr>
         <w:t xml:space="preserve"> </w:t>
       </w:r>
-      <w:hyperlink r:id="rId58">
+      <w:hyperlink r:id="rId59">
         <w:r>
           <w:rPr>
             <w:rStyle w:val="Hyperlink"/>
@@ -30528,7 +30559,7 @@
       <w:r>
         <w:t xml:space="preserve"> </w:t>
       </w:r>
-      <w:hyperlink r:id="rId58">
+      <w:hyperlink r:id="rId59">
         <w:r>
           <w:rPr>
             <w:rStyle w:val="Hyperlink"/>
@@ -30630,7 +30661,7 @@
       <w:r>
         <w:t xml:space="preserve"> </w:t>
       </w:r>
-      <w:hyperlink r:id="rId59">
+      <w:hyperlink r:id="rId60">
         <w:r>
           <w:rPr>
             <w:rStyle w:val="Hyperlink"/>
@@ -31175,8 +31206,8 @@
         </m:oMath>
       </m:oMathPara>
     </w:p>
-    <w:bookmarkEnd w:id="60"/>
-    <w:bookmarkStart w:id="61" w:name="thm-orthogonal-direct-sum"/>
+    <w:bookmarkEnd w:id="61"/>
+    <w:bookmarkStart w:id="62" w:name="thm-orthogonal-direct-sum"/>
     <w:p>
       <w:pPr>
         <w:pStyle w:val="FirstParagraph"/>
@@ -31683,7 +31714,7 @@
         <w:t xml:space="preserve">).</w:t>
       </w:r>
     </w:p>
-    <w:bookmarkEnd w:id="61"/>
+    <w:bookmarkEnd w:id="62"/>
     <w:p>
       <w:pPr>
         <w:pStyle w:val="BodyText"/>
@@ -33128,7 +33159,7 @@
                   <m:nor/>
                   <m:sty m:val="p"/>
                 </m:rPr>
-                <m:t>Definition 5 in Column Space, Null Space and Rank-Nullity</m:t>
+                <m:t>Definition 7 in Column Space, Null Space and Rank-Nullity</m:t>
               </m:r>
               <m:r>
                 <m:rPr>
@@ -34153,7 +34184,7 @@
       <w:r>
         <w:t xml:space="preserve">is a subspace (</w:t>
       </w:r>
-      <w:hyperlink r:id="rId62">
+      <w:hyperlink r:id="rId63">
         <w:r>
           <w:rPr>
             <w:rStyle w:val="Hyperlink"/>
@@ -34238,7 +34269,7 @@
       <w:r>
         <w:t xml:space="preserve"> </w:t>
       </w:r>
-      <w:hyperlink r:id="rId63">
+      <w:hyperlink r:id="rId64">
         <w:r>
           <w:rPr>
             <w:rStyle w:val="Hyperlink"/>
@@ -34406,7 +34437,7 @@
         <w:t xml:space="preserve">(statement 1 implies statement 3).</w:t>
       </w:r>
     </w:p>
-    <w:bookmarkStart w:id="64" w:name="exm-orthogonal-direct-sum"/>
+    <w:bookmarkStart w:id="65" w:name="exm-orthogonal-direct-sum"/>
     <w:p>
       <w:pPr>
         <w:pStyle w:val="BodyText"/>
@@ -36452,8 +36483,8 @@
         </m:oMath>
       </m:oMathPara>
     </w:p>
-    <w:bookmarkEnd w:id="64"/>
-    <w:bookmarkStart w:id="65" w:name="thm-double-complement"/>
+    <w:bookmarkEnd w:id="65"/>
+    <w:bookmarkStart w:id="66" w:name="thm-double-complement"/>
     <w:p>
       <w:pPr>
         <w:pStyle w:val="FirstParagraph"/>
@@ -36588,7 +36619,7 @@
         </m:oMath>
       </m:oMathPara>
     </w:p>
-    <w:bookmarkEnd w:id="65"/>
+    <w:bookmarkEnd w:id="66"/>
     <w:p>
       <w:pPr>
         <w:pStyle w:val="FirstParagraph"/>
@@ -36866,7 +36897,7 @@
       <w:r>
         <w:t xml:space="preserve">too (</w:t>
       </w:r>
-      <w:hyperlink r:id="rId66">
+      <w:hyperlink r:id="rId67">
         <w:r>
           <w:rPr>
             <w:rStyle w:val="Hyperlink"/>
@@ -37565,7 +37596,7 @@
       <w:r>
         <w:t xml:space="preserve">(</w:t>
       </w:r>
-      <w:hyperlink r:id="rId63">
+      <w:hyperlink r:id="rId64">
         <w:r>
           <w:rPr>
             <w:rStyle w:val="Hyperlink"/>
@@ -37577,7 +37608,7 @@
         <w:t xml:space="preserve">).</w:t>
       </w:r>
     </w:p>
-    <w:bookmarkStart w:id="68" w:name="exm-double-complement"/>
+    <w:bookmarkStart w:id="69" w:name="exm-double-complement"/>
     <w:p>
       <w:pPr>
         <w:pStyle w:val="BodyText"/>
@@ -38248,7 +38279,7 @@
       <w:r>
         <w:t xml:space="preserve">(</w:t>
       </w:r>
-      <w:hyperlink r:id="rId67">
+      <w:hyperlink r:id="rId68">
         <w:r>
           <w:rPr>
             <w:rStyle w:val="Hyperlink"/>
@@ -38578,8 +38609,8 @@
         </m:oMath>
       </m:oMathPara>
     </w:p>
-    <w:bookmarkEnd w:id="68"/>
-    <w:bookmarkStart w:id="69" w:name="exm-double-complement-fails"/>
+    <w:bookmarkEnd w:id="69"/>
+    <w:bookmarkStart w:id="70" w:name="exm-double-complement-fails"/>
     <w:p>
       <w:pPr>
         <w:pStyle w:val="FirstParagraph"/>
@@ -38975,9 +39006,9 @@
         <w:t xml:space="preserve">to be a subspace.</w:t>
       </w:r>
     </w:p>
-    <w:bookmarkEnd w:id="69"/>
     <w:bookmarkEnd w:id="70"/>
-    <w:bookmarkStart w:id="83" w:name="sec-fundamental-theorem"/>
+    <w:bookmarkEnd w:id="71"/>
+    <w:bookmarkStart w:id="84" w:name="sec-fundamental-theorem"/>
     <w:p>
       <w:pPr>
         <w:pStyle w:val="Heading2"/>
@@ -38986,7 +39017,7 @@
         <w:t xml:space="preserve">3 The fundamental theorem of linear algebra</w:t>
       </w:r>
     </w:p>
-    <w:bookmarkStart w:id="71" w:name="thm-fundamental-subspaces"/>
+    <w:bookmarkStart w:id="72" w:name="thm-fundamental-subspaces"/>
     <w:p>
       <w:pPr>
         <w:pStyle w:val="FirstParagraph"/>
@@ -39893,7 +39924,7 @@
         <w:t xml:space="preserve">.</w:t>
       </w:r>
     </w:p>
-    <w:bookmarkEnd w:id="71"/>
+    <w:bookmarkEnd w:id="72"/>
     <w:p>
       <w:pPr>
         <w:pStyle w:val="FirstParagraph"/>
@@ -40891,7 +40922,7 @@
       <w:r>
         <w:t xml:space="preserve"> </w:t>
       </w:r>
-      <w:hyperlink r:id="rId72">
+      <w:hyperlink r:id="rId73">
         <w:r>
           <w:rPr>
             <w:rStyle w:val="Hyperlink"/>
@@ -41017,7 +41048,7 @@
       <w:r>
         <w:t xml:space="preserve"> </w:t>
       </w:r>
-      <w:hyperlink r:id="rId72">
+      <w:hyperlink r:id="rId73">
         <w:r>
           <w:rPr>
             <w:rStyle w:val="Hyperlink"/>
@@ -41051,7 +41082,7 @@
       <w:r>
         <w:t xml:space="preserve"> </w:t>
       </w:r>
-      <w:hyperlink r:id="rId73">
+      <w:hyperlink r:id="rId74">
         <w:r>
           <w:rPr>
             <w:rStyle w:val="Hyperlink"/>
@@ -41175,12 +41206,12 @@
       <w:r>
         <w:t xml:space="preserve">(</w:t>
       </w:r>
-      <w:hyperlink r:id="rId74">
+      <w:hyperlink r:id="rId75">
         <w:r>
           <w:rPr>
             <w:rStyle w:val="Hyperlink"/>
           </w:rPr>
-          <w:t xml:space="preserve">Definition 5 in Column Space, Null Space and Rank-Nullity</w:t>
+          <w:t xml:space="preserve">Definition 7 in Column Space, Null Space and Rank-Nullity</w:t>
         </w:r>
       </w:hyperlink>
       <w:r>
@@ -41349,7 +41380,7 @@
         <w:t xml:space="preserve">in the same way.</w:t>
       </w:r>
     </w:p>
-    <w:bookmarkStart w:id="77" w:name="exm-fundamental-subspaces"/>
+    <w:bookmarkStart w:id="78" w:name="exm-fundamental-subspaces"/>
     <w:p>
       <w:pPr>
         <w:pStyle w:val="BodyText"/>
@@ -41368,7 +41399,7 @@
         </w:rPr>
         <w:t xml:space="preserve"> </w:t>
       </w:r>
-      <w:hyperlink r:id="rId58">
+      <w:hyperlink r:id="rId59">
         <w:r>
           <w:rPr>
             <w:rStyle w:val="Hyperlink"/>
@@ -41411,7 +41442,7 @@
       <w:r>
         <w:t xml:space="preserve"> </w:t>
       </w:r>
-      <w:hyperlink r:id="rId58">
+      <w:hyperlink r:id="rId59">
         <w:r>
           <w:rPr>
             <w:rStyle w:val="Hyperlink"/>
@@ -41488,7 +41519,7 @@
       <w:r>
         <w:t xml:space="preserve">(</w:t>
       </w:r>
-      <w:hyperlink r:id="rId75">
+      <w:hyperlink r:id="rId76">
         <w:r>
           <w:rPr>
             <w:rStyle w:val="Hyperlink"/>
@@ -41873,7 +41904,7 @@
       <w:r>
         <w:t xml:space="preserve">(</w:t>
       </w:r>
-      <w:hyperlink r:id="rId76">
+      <w:hyperlink r:id="rId77">
         <w:r>
           <w:rPr>
             <w:rStyle w:val="Hyperlink"/>
@@ -44254,9 +44285,9 @@
         <w:t xml:space="preserve">.</w:t>
       </w:r>
     </w:p>
-    <w:bookmarkEnd w:id="77"/>
-    <w:bookmarkStart w:id="82" w:name="refs"/>
-    <w:bookmarkStart w:id="79" w:name="ref-banerjee2014linear"/>
+    <w:bookmarkEnd w:id="78"/>
+    <w:bookmarkStart w:id="83" w:name="refs"/>
+    <w:bookmarkStart w:id="80" w:name="ref-banerjee2014linear"/>
     <w:p>
       <w:pPr>
         <w:pStyle w:val="Bibliography"/>
@@ -44280,7 +44311,7 @@
       <w:r>
         <w:t xml:space="preserve"> </w:t>
       </w:r>
-      <w:hyperlink r:id="rId78">
+      <w:hyperlink r:id="rId79">
         <w:r>
           <w:rPr>
             <w:rStyle w:val="Hyperlink"/>
@@ -44292,8 +44323,8 @@
         <w:t xml:space="preserve">.</w:t>
       </w:r>
     </w:p>
-    <w:bookmarkEnd w:id="79"/>
-    <w:bookmarkStart w:id="81" w:name="ref-zhou2024orthproj"/>
+    <w:bookmarkEnd w:id="80"/>
+    <w:bookmarkStart w:id="82" w:name="ref-zhou2024orthproj"/>
     <w:p>
       <w:pPr>
         <w:pStyle w:val="Bibliography"/>
@@ -44317,7 +44348,7 @@
       <w:r>
         <w:t xml:space="preserve"> </w:t>
       </w:r>
-      <w:hyperlink r:id="rId80">
+      <w:hyperlink r:id="rId81">
         <w:r>
           <w:rPr>
             <w:rStyle w:val="Hyperlink"/>
@@ -44329,9 +44360,9 @@
         <w:t xml:space="preserve">.</w:t>
       </w:r>
     </w:p>
-    <w:bookmarkEnd w:id="81"/>
     <w:bookmarkEnd w:id="82"/>
     <w:bookmarkEnd w:id="83"/>
+    <w:bookmarkEnd w:id="84"/>
     <w:sectPr>
       <w:footnotePr>
         <w:numRestart w:val="eachSect"/>

--- a/linear-algebra-direct-sums.docx
+++ b/linear-algebra-direct-sums.docx
@@ -15,7 +15,7 @@
         <w:pStyle w:val="Date"/>
       </w:pPr>
       <w:r>
-        <w:t xml:space="preserve">Last modified: 2026-10-13 14:29:41 (PDT)</w:t>
+        <w:t xml:space="preserve">Last modified: 2026-10-13 15:25:57 (PDT)</w:t>
       </w:r>
     </w:p>
     <w:bookmarkStart w:id="46" w:name="sec-direct-sums"/>

--- a/linear-algebra-direct-sums.docx
+++ b/linear-algebra-direct-sums.docx
@@ -15,7 +15,7 @@
         <w:pStyle w:val="Date"/>
       </w:pPr>
       <w:r>
-        <w:t xml:space="preserve">Last modified: 2026-10-13 15:25:57 (PDT)</w:t>
+        <w:t xml:space="preserve">Last modified: 2026-10-13 16:09:33 (PDT)</w:t>
       </w:r>
     </w:p>
     <w:bookmarkStart w:id="46" w:name="sec-direct-sums"/>

--- a/linear-algebra-direct-sums.docx
+++ b/linear-algebra-direct-sums.docx
@@ -15,7 +15,7 @@
         <w:pStyle w:val="Date"/>
       </w:pPr>
       <w:r>
-        <w:t xml:space="preserve">Last modified: 2026-10-13 16:09:33 (PDT)</w:t>
+        <w:t xml:space="preserve">Last modified: 2026-10-13 16:58:37 (PDT)</w:t>
       </w:r>
     </w:p>
     <w:bookmarkStart w:id="46" w:name="sec-direct-sums"/>

--- a/linear-algebra-direct-sums.docx
+++ b/linear-algebra-direct-sums.docx
@@ -15,7 +15,7 @@
         <w:pStyle w:val="Date"/>
       </w:pPr>
       <w:r>
-        <w:t xml:space="preserve">Last modified: 2026-10-13 16:58:37 (PDT)</w:t>
+        <w:t xml:space="preserve">Last modified: 2026-10-13 17:46:07 (PDT)</w:t>
       </w:r>
     </w:p>
     <w:bookmarkStart w:id="46" w:name="sec-direct-sums"/>

--- a/linear-algebra-direct-sums.docx
+++ b/linear-algebra-direct-sums.docx
@@ -15,7 +15,7 @@
         <w:pStyle w:val="Date"/>
       </w:pPr>
       <w:r>
-        <w:t xml:space="preserve">Last modified: 2026-10-13 17:46:07 (PDT)</w:t>
+        <w:t xml:space="preserve">Last modified: 2026-10-13 18:36:45 (PDT)</w:t>
       </w:r>
     </w:p>
     <w:bookmarkStart w:id="46" w:name="sec-direct-sums"/>

--- a/linear-algebra-direct-sums.docx
+++ b/linear-algebra-direct-sums.docx
@@ -15,7 +15,7 @@
         <w:pStyle w:val="Date"/>
       </w:pPr>
       <w:r>
-        <w:t xml:space="preserve">Last modified: 2026-10-13 18:36:45 (PDT)</w:t>
+        <w:t xml:space="preserve">Last modified: 2026-10-13 19:28:53 (PDT)</w:t>
       </w:r>
     </w:p>
     <w:bookmarkStart w:id="46" w:name="sec-direct-sums"/>

--- a/linear-algebra-direct-sums.docx
+++ b/linear-algebra-direct-sums.docx
@@ -15,7 +15,7 @@
         <w:pStyle w:val="Date"/>
       </w:pPr>
       <w:r>
-        <w:t xml:space="preserve">Last modified: 2026-10-13 19:28:53 (PDT)</w:t>
+        <w:t xml:space="preserve">Last modified: 2026-10-13 20:27:09 (PDT)</w:t>
       </w:r>
     </w:p>
     <w:bookmarkStart w:id="46" w:name="sec-direct-sums"/>

--- a/linear-algebra-direct-sums.docx
+++ b/linear-algebra-direct-sums.docx
@@ -15,7 +15,7 @@
         <w:pStyle w:val="Date"/>
       </w:pPr>
       <w:r>
-        <w:t xml:space="preserve">Last modified: 2026-10-13 20:27:09 (PDT)</w:t>
+        <w:t xml:space="preserve">Last modified: 2026-10-13 23:18:59 (PDT)</w:t>
       </w:r>
     </w:p>
     <w:bookmarkStart w:id="46" w:name="sec-direct-sums"/>

--- a/linear-algebra-direct-sums.docx
+++ b/linear-algebra-direct-sums.docx
@@ -15,7 +15,7 @@
         <w:pStyle w:val="Date"/>
       </w:pPr>
       <w:r>
-        <w:t xml:space="preserve">Last modified: 2026-10-13 23:18:59 (PDT)</w:t>
+        <w:t xml:space="preserve">Last modified: 2026-10-14 01:48:43 (PDT)</w:t>
       </w:r>
     </w:p>
     <w:bookmarkStart w:id="46" w:name="sec-direct-sums"/>

--- a/linear-algebra-direct-sums.docx
+++ b/linear-algebra-direct-sums.docx
@@ -15,7 +15,7 @@
         <w:pStyle w:val="Date"/>
       </w:pPr>
       <w:r>
-        <w:t xml:space="preserve">Last modified: 2026-10-14 01:48:43 (PDT)</w:t>
+        <w:t xml:space="preserve">Last modified: 2026-10-14 08:08:00 (PDT)</w:t>
       </w:r>
     </w:p>
     <w:bookmarkStart w:id="46" w:name="sec-direct-sums"/>

--- a/linear-algebra-direct-sums.docx
+++ b/linear-algebra-direct-sums.docx
@@ -15,7 +15,7 @@
         <w:pStyle w:val="Date"/>
       </w:pPr>
       <w:r>
-        <w:t xml:space="preserve">Last modified: 2026-10-14 08:08:00 (PDT)</w:t>
+        <w:t xml:space="preserve">Last modified: 2026-10-14 13:15:43 (PDT)</w:t>
       </w:r>
     </w:p>
     <w:bookmarkStart w:id="46" w:name="sec-direct-sums"/>

--- a/linear-algebra-direct-sums.docx
+++ b/linear-algebra-direct-sums.docx
@@ -15,7 +15,7 @@
         <w:pStyle w:val="Date"/>
       </w:pPr>
       <w:r>
-        <w:t xml:space="preserve">Last modified: 2026-10-14 13:15:43 (PDT)</w:t>
+        <w:t xml:space="preserve">Last modified: 2026-10-14 23:45:57 (PDT)</w:t>
       </w:r>
     </w:p>
     <w:bookmarkStart w:id="46" w:name="sec-direct-sums"/>
@@ -251,7 +251,7 @@
                 <w:rPr>
                   <w:rStyle w:val="Hyperlink"/>
                 </w:rPr>
-                <w:t xml:space="preserve">Theorem 7 in Column Space, Null Space and Rank-Nullity</w:t>
+                <w:t xml:space="preserve">Theorem 8 in Column Space, Null Space and Rank-Nullity</w:t>
               </w:r>
             </w:hyperlink>
             <w:r>
@@ -12349,7 +12349,7 @@
                   <m:nor/>
                   <m:sty m:val="p"/>
                 </m:rPr>
-                <m:t>Theorem 6 in Column Space, Null Space and Rank-Nullity</m:t>
+                <m:t>Theorem 7 in Column Space, Null Space and Rank-Nullity</m:t>
               </m:r>
               <m:r>
                 <m:rPr>
@@ -12701,7 +12701,7 @@
                   <m:nor/>
                   <m:sty m:val="p"/>
                 </m:rPr>
-                <m:t>Theorem 6 in Column Space, Null Space and Rank-Nullity</m:t>
+                <m:t>Theorem 7 in Column Space, Null Space and Rank-Nullity</m:t>
               </m:r>
               <m:r>
                 <m:rPr>
@@ -13218,7 +13218,7 @@
           <w:rPr>
             <w:rStyle w:val="Hyperlink"/>
           </w:rPr>
-          <w:t xml:space="preserve">Example 12 in Column Space, Null Space and Rank-Nullity</w:t>
+          <w:t xml:space="preserve">Example 13 in Column Space, Null Space and Rank-Nullity</w:t>
         </w:r>
       </w:hyperlink>
       <w:r>
@@ -33242,7 +33242,7 @@
                   <m:nor/>
                   <m:sty m:val="p"/>
                 </m:rPr>
-                <m:t>Theorem 7 in Column Space, Null Space and Rank-Nullity</m:t>
+                <m:t>Theorem 8 in Column Space, Null Space and Rank-Nullity</m:t>
               </m:r>
               <m:r>
                 <m:rPr>
@@ -33348,7 +33348,7 @@
                   <m:nor/>
                   <m:sty m:val="p"/>
                 </m:rPr>
-                <m:t>Theorem 9 in Column Space, Null Space and Rank-Nullity</m:t>
+                <m:t>Theorem 10 in Column Space, Null Space and Rank-Nullity</m:t>
               </m:r>
               <m:r>
                 <m:rPr>
@@ -33442,7 +33442,7 @@
                   <m:nor/>
                   <m:sty m:val="p"/>
                 </m:rPr>
-                <m:t>Theorem 6 in Column Space, Null Space and Rank-Nullity</m:t>
+                <m:t>Theorem 7 in Column Space, Null Space and Rank-Nullity</m:t>
               </m:r>
               <m:r>
                 <m:rPr>
@@ -40927,7 +40927,7 @@
           <w:rPr>
             <w:rStyle w:val="Hyperlink"/>
           </w:rPr>
-          <w:t xml:space="preserve">Theorem 6 in Column Space, Null Space and Rank-Nullity</w:t>
+          <w:t xml:space="preserve">Theorem 7 in Column Space, Null Space and Rank-Nullity</w:t>
         </w:r>
       </w:hyperlink>
       <w:r>
@@ -41053,7 +41053,7 @@
           <w:rPr>
             <w:rStyle w:val="Hyperlink"/>
           </w:rPr>
-          <w:t xml:space="preserve">Theorem 6 in Column Space, Null Space and Rank-Nullity</w:t>
+          <w:t xml:space="preserve">Theorem 7 in Column Space, Null Space and Rank-Nullity</w:t>
         </w:r>
       </w:hyperlink>
       <w:r>
@@ -41087,7 +41087,7 @@
           <w:rPr>
             <w:rStyle w:val="Hyperlink"/>
           </w:rPr>
-          <w:t xml:space="preserve">Theorem 9 in Column Space, Null Space and Rank-Nullity</w:t>
+          <w:t xml:space="preserve">Theorem 10 in Column Space, Null Space and Rank-Nullity</w:t>
         </w:r>
       </w:hyperlink>
       <w:r>
@@ -41225,7 +41225,7 @@
           <w:rPr>
             <w:rStyle w:val="Hyperlink"/>
           </w:rPr>
-          <w:t xml:space="preserve">Theorem 7 in Column Space, Null Space and Rank-Nullity</w:t>
+          <w:t xml:space="preserve">Theorem 8 in Column Space, Null Space and Rank-Nullity</w:t>
         </w:r>
       </w:hyperlink>
       <w:r>
@@ -41524,7 +41524,7 @@
           <w:rPr>
             <w:rStyle w:val="Hyperlink"/>
           </w:rPr>
-          <w:t xml:space="preserve">Example 10 in Column Space, Null Space and Rank-Nullity</w:t>
+          <w:t xml:space="preserve">Example 11 in Column Space, Null Space and Rank-Nullity</w:t>
         </w:r>
       </w:hyperlink>
       <w:r>
@@ -41909,7 +41909,7 @@
           <w:rPr>
             <w:rStyle w:val="Hyperlink"/>
           </w:rPr>
-          <w:t xml:space="preserve">Example 11 in Column Space, Null Space and Rank-Nullity</w:t>
+          <w:t xml:space="preserve">Example 12 in Column Space, Null Space and Rank-Nullity</w:t>
         </w:r>
       </w:hyperlink>
       <w:r>

--- a/linear-algebra-direct-sums.docx
+++ b/linear-algebra-direct-sums.docx
@@ -15,7 +15,7 @@
         <w:pStyle w:val="Date"/>
       </w:pPr>
       <w:r>
-        <w:t xml:space="preserve">Last modified: 2026-10-14 23:45:57 (PDT)</w:t>
+        <w:t xml:space="preserve">Last modified: 2026-10-15 00:49:40 (PDT)</w:t>
       </w:r>
     </w:p>
     <w:bookmarkStart w:id="46" w:name="sec-direct-sums"/>

--- a/linear-algebra-direct-sums.docx
+++ b/linear-algebra-direct-sums.docx
@@ -15,7 +15,7 @@
         <w:pStyle w:val="Date"/>
       </w:pPr>
       <w:r>
-        <w:t xml:space="preserve">Last modified: 2026-10-15 00:49:40 (PDT)</w:t>
+        <w:t xml:space="preserve">Last modified: 2026-10-15 02:44:48 (PDT)</w:t>
       </w:r>
     </w:p>
     <w:bookmarkStart w:id="46" w:name="sec-direct-sums"/>

--- a/linear-algebra-direct-sums.docx
+++ b/linear-algebra-direct-sums.docx
@@ -15,7 +15,7 @@
         <w:pStyle w:val="Date"/>
       </w:pPr>
       <w:r>
-        <w:t xml:space="preserve">Last modified: 2026-10-15 02:44:48 (PDT)</w:t>
+        <w:t xml:space="preserve">Last modified: 2026-10-15 03:52:50 (PDT)</w:t>
       </w:r>
     </w:p>
     <w:bookmarkStart w:id="46" w:name="sec-direct-sums"/>

--- a/linear-algebra-direct-sums.docx
+++ b/linear-algebra-direct-sums.docx
@@ -15,7 +15,7 @@
         <w:pStyle w:val="Date"/>
       </w:pPr>
       <w:r>
-        <w:t xml:space="preserve">Last modified: 2026-10-15 03:52:50 (PDT)</w:t>
+        <w:t xml:space="preserve">Last modified: 2026-10-15 04:45:51 (PDT)</w:t>
       </w:r>
     </w:p>
     <w:bookmarkStart w:id="46" w:name="sec-direct-sums"/>

--- a/linear-algebra-direct-sums.docx
+++ b/linear-algebra-direct-sums.docx
@@ -15,7 +15,7 @@
         <w:pStyle w:val="Date"/>
       </w:pPr>
       <w:r>
-        <w:t xml:space="preserve">Last modified: 2026-10-15 04:45:51 (PDT)</w:t>
+        <w:t xml:space="preserve">Last modified: 2026-10-15 06:48:48 (PDT)</w:t>
       </w:r>
     </w:p>
     <w:bookmarkStart w:id="46" w:name="sec-direct-sums"/>

--- a/linear-algebra-direct-sums.docx
+++ b/linear-algebra-direct-sums.docx
@@ -15,7 +15,7 @@
         <w:pStyle w:val="Date"/>
       </w:pPr>
       <w:r>
-        <w:t xml:space="preserve">Last modified: 2026-10-15 06:48:48 (PDT)</w:t>
+        <w:t xml:space="preserve">Last modified: 2026-10-15 07:39:11 (PDT)</w:t>
       </w:r>
     </w:p>
     <w:bookmarkStart w:id="46" w:name="sec-direct-sums"/>

--- a/linear-algebra-direct-sums.docx
+++ b/linear-algebra-direct-sums.docx
@@ -15,7 +15,7 @@
         <w:pStyle w:val="Date"/>
       </w:pPr>
       <w:r>
-        <w:t xml:space="preserve">Last modified: 2026-10-15 07:39:11 (PDT)</w:t>
+        <w:t xml:space="preserve">Last modified: 2026-10-15 08:28:32 (PDT)</w:t>
       </w:r>
     </w:p>
     <w:bookmarkStart w:id="46" w:name="sec-direct-sums"/>

--- a/linear-algebra-direct-sums.docx
+++ b/linear-algebra-direct-sums.docx
@@ -15,7 +15,7 @@
         <w:pStyle w:val="Date"/>
       </w:pPr>
       <w:r>
-        <w:t xml:space="preserve">Last modified: 2026-10-15 08:28:32 (PDT)</w:t>
+        <w:t xml:space="preserve">Last modified: 2026-10-15 09:23:43 (PDT)</w:t>
       </w:r>
     </w:p>
     <w:bookmarkStart w:id="46" w:name="sec-direct-sums"/>
@@ -23957,7 +23957,7 @@
           <w:rPr>
             <w:rStyle w:val="Hyperlink"/>
           </w:rPr>
-          <w:t xml:space="preserve">Definition 13 in Vectors</w:t>
+          <w:t xml:space="preserve">Definition 14 in Vectors</w:t>
         </w:r>
       </w:hyperlink>
       <w:r>

--- a/linear-algebra-direct-sums.docx
+++ b/linear-algebra-direct-sums.docx
@@ -15,10 +15,10 @@
         <w:pStyle w:val="Date"/>
       </w:pPr>
       <w:r>
-        <w:t xml:space="preserve">Last modified: 2026-10-15 09:23:43 (PDT)</w:t>
+        <w:t xml:space="preserve">Last modified: 2026-10-15 10:07:44 (PDT)</w:t>
       </w:r>
     </w:p>
-    <w:bookmarkStart w:id="46" w:name="sec-direct-sums"/>
+    <w:bookmarkStart w:id="47" w:name="sec-direct-sums"/>
     <w:p>
       <w:pPr>
         <w:pStyle w:val="Heading2"/>
@@ -4990,7 +4990,7 @@
           <w:rPr>
             <w:rStyle w:val="Hyperlink"/>
           </w:rPr>
-          <w:t xml:space="preserve">Definition 8 in Subspaces and Rank</w:t>
+          <w:t xml:space="preserve">Definition 9 in Subspaces and Rank</w:t>
         </w:r>
       </w:hyperlink>
       <w:r>
@@ -13561,7 +13561,7 @@
       </w:r>
     </w:p>
     <w:bookmarkEnd w:id="38"/>
-    <w:bookmarkStart w:id="39" w:name="def-direct-sum"/>
+    <w:bookmarkStart w:id="39" w:name="def-complementary-subspaces"/>
     <w:p>
       <w:pPr>
         <w:pStyle w:val="FirstParagraph"/>
@@ -13571,7 +13571,7 @@
           <w:b/>
           <w:bCs/>
         </w:rPr>
-        <w:t xml:space="preserve">Definition 2 (Direct sum)</w:t>
+        <w:t xml:space="preserve">Definition 2 (Complementary subspaces)</w:t>
       </w:r>
       <w:r>
         <w:t xml:space="preserve"> </w:t>
@@ -13925,11 +13925,114 @@
       <w:r>
         <w:t xml:space="preserve">).</w:t>
       </w:r>
-      <w:r>
-        <w:t xml:space="preserve"> </w:t>
-      </w:r>
-      <w:r>
-        <w:t xml:space="preserve">Then</w:t>
+    </w:p>
+    <w:bookmarkEnd w:id="39"/>
+    <w:bookmarkStart w:id="40" w:name="def-direct-sum"/>
+    <w:p>
+      <w:pPr>
+        <w:pStyle w:val="BodyText"/>
+      </w:pPr>
+      <w:r>
+        <w:rPr>
+          <w:b/>
+          <w:bCs/>
+        </w:rPr>
+        <w:t xml:space="preserve">Definition 3 (Direct sum)</w:t>
+      </w:r>
+      <w:r>
+        <w:t xml:space="preserve"> </w:t>
+      </w:r>
+      <w:r>
+        <w:t xml:space="preserve">If</w:t>
+      </w:r>
+      <w:r>
+        <w:t xml:space="preserve"> </w:t>
+      </w:r>
+      <m:oMath>
+        <m:sSub>
+          <m:e>
+            <m:r>
+              <m:rPr>
+                <m:scr m:val="script"/>
+                <m:sty m:val="p"/>
+              </m:rPr>
+              <m:t>S</m:t>
+            </m:r>
+          </m:e>
+          <m:sub>
+            <m:r>
+              <m:t>1</m:t>
+            </m:r>
+          </m:sub>
+        </m:sSub>
+      </m:oMath>
+      <w:r>
+        <w:t xml:space="preserve"> </w:t>
+      </w:r>
+      <w:r>
+        <w:t xml:space="preserve">and</w:t>
+      </w:r>
+      <w:r>
+        <w:t xml:space="preserve"> </w:t>
+      </w:r>
+      <m:oMath>
+        <m:sSub>
+          <m:e>
+            <m:r>
+              <m:rPr>
+                <m:scr m:val="script"/>
+                <m:sty m:val="p"/>
+              </m:rPr>
+              <m:t>S</m:t>
+            </m:r>
+          </m:e>
+          <m:sub>
+            <m:r>
+              <m:t>2</m:t>
+            </m:r>
+          </m:sub>
+        </m:sSub>
+      </m:oMath>
+      <w:r>
+        <w:t xml:space="preserve"> </w:t>
+      </w:r>
+      <w:r>
+        <w:t xml:space="preserve">are complementary in</w:t>
+      </w:r>
+      <w:r>
+        <w:t xml:space="preserve"> </w:t>
+      </w:r>
+      <m:oMath>
+        <m:r>
+          <m:rPr>
+            <m:scr m:val="script"/>
+            <m:sty m:val="p"/>
+          </m:rPr>
+          <m:t>V</m:t>
+        </m:r>
+      </m:oMath>
+      <w:r>
+        <w:t xml:space="preserve"> </w:t>
+      </w:r>
+      <w:r>
+        <w:t xml:space="preserve">(</w:t>
+      </w:r>
+      <w:hyperlink w:anchor="def-complementary-subspaces">
+        <w:r>
+          <w:rPr>
+            <w:rStyle w:val="Hyperlink"/>
+          </w:rPr>
+          <w:t xml:space="preserve">Definition 2</w:t>
+        </w:r>
+      </w:hyperlink>
+      <w:r>
+        <w:t xml:space="preserve">),</w:t>
+      </w:r>
+      <w:r>
+        <w:t xml:space="preserve"> </w:t>
+      </w:r>
+      <w:r>
+        <w:t xml:space="preserve">then</w:t>
       </w:r>
       <w:r>
         <w:t xml:space="preserve"> </w:t>
@@ -14082,8 +14185,8 @@
         <w:t xml:space="preserve">.</w:t>
       </w:r>
     </w:p>
-    <w:bookmarkEnd w:id="39"/>
-    <w:bookmarkStart w:id="40" w:name="exm-direct-sum"/>
+    <w:bookmarkEnd w:id="40"/>
+    <w:bookmarkStart w:id="41" w:name="exm-direct-sum"/>
     <w:p>
       <w:pPr>
         <w:pStyle w:val="BodyText"/>
@@ -14831,8 +14934,8 @@
         <w:t xml:space="preserve">.</w:t>
       </w:r>
     </w:p>
-    <w:bookmarkEnd w:id="40"/>
-    <w:bookmarkStart w:id="41" w:name="exm-not-direct-sum"/>
+    <w:bookmarkEnd w:id="41"/>
+    <w:bookmarkStart w:id="42" w:name="exm-not-direct-sum"/>
     <w:p>
       <w:pPr>
         <w:pStyle w:val="BodyText"/>
@@ -15263,8 +15366,8 @@
         <w:t xml:space="preserve">both times.</w:t>
       </w:r>
     </w:p>
-    <w:bookmarkEnd w:id="41"/>
-    <w:bookmarkStart w:id="42" w:name="thm-direct-sum-equiv"/>
+    <w:bookmarkEnd w:id="42"/>
+    <w:bookmarkStart w:id="43" w:name="thm-direct-sum-equiv"/>
     <w:p>
       <w:pPr>
         <w:pStyle w:val="BodyText"/>
@@ -15504,7 +15607,7 @@
           <w:rPr>
             <w:rStyle w:val="Hyperlink"/>
           </w:rPr>
-          <w:t xml:space="preserve">Definition 2</w:t>
+          <w:t xml:space="preserve">Definition 3</w:t>
         </w:r>
       </w:hyperlink>
       <w:r>
@@ -15851,7 +15954,7 @@
         <w:t xml:space="preserve">in only one way.</w:t>
       </w:r>
     </w:p>
-    <w:bookmarkEnd w:id="42"/>
+    <w:bookmarkEnd w:id="43"/>
     <w:p>
       <w:pPr>
         <w:pStyle w:val="FirstParagraph"/>
@@ -18092,7 +18195,7 @@
         <w:t xml:space="preserve">.</w:t>
       </w:r>
     </w:p>
-    <w:bookmarkStart w:id="43" w:name="exm-direct-sum-equiv"/>
+    <w:bookmarkStart w:id="44" w:name="exm-direct-sum-equiv"/>
     <w:p>
       <w:pPr>
         <w:pStyle w:val="BodyText"/>
@@ -18958,8 +19061,8 @@
         <w:t xml:space="preserve">splits in two ways.</w:t>
       </w:r>
     </w:p>
-    <w:bookmarkEnd w:id="43"/>
-    <w:bookmarkStart w:id="44" w:name="def-projection"/>
+    <w:bookmarkEnd w:id="44"/>
+    <w:bookmarkStart w:id="45" w:name="def-projection"/>
     <w:p>
       <w:pPr>
         <w:pStyle w:val="BodyText"/>
@@ -18969,7 +19072,7 @@
           <w:b/>
           <w:bCs/>
         </w:rPr>
-        <w:t xml:space="preserve">Definition 3 (Projection onto a subspace along a complement)</w:t>
+        <w:t xml:space="preserve">Definition 4 (Projection onto a subspace along a complement)</w:t>
       </w:r>
       <w:r>
         <w:t xml:space="preserve"> </w:t>
@@ -19098,7 +19201,7 @@
           <w:rPr>
             <w:rStyle w:val="Hyperlink"/>
           </w:rPr>
-          <w:t xml:space="preserve">Definition 2</w:t>
+          <w:t xml:space="preserve">Definition 3</w:t>
         </w:r>
       </w:hyperlink>
       <w:r>
@@ -19392,8 +19495,8 @@
         <w:t xml:space="preserve">.</w:t>
       </w:r>
     </w:p>
-    <w:bookmarkEnd w:id="44"/>
-    <w:bookmarkStart w:id="45" w:name="exm-projection"/>
+    <w:bookmarkEnd w:id="45"/>
+    <w:bookmarkStart w:id="46" w:name="exm-projection"/>
     <w:p>
       <w:pPr>
         <w:pStyle w:val="BodyText"/>
@@ -20688,7 +20791,7 @@
           <w:rPr>
             <w:rStyle w:val="Hyperlink"/>
           </w:rPr>
-          <w:t xml:space="preserve">Definition 2</w:t>
+          <w:t xml:space="preserve">Definition 3</w:t>
         </w:r>
       </w:hyperlink>
       <w:r>
@@ -20721,9 +20824,9 @@
         <w:t xml:space="preserve">when the complement changes.</w:t>
       </w:r>
     </w:p>
-    <w:bookmarkEnd w:id="45"/>
     <w:bookmarkEnd w:id="46"/>
-    <w:bookmarkStart w:id="71" w:name="sec-orthogonal-complements"/>
+    <w:bookmarkEnd w:id="47"/>
+    <w:bookmarkStart w:id="72" w:name="sec-orthogonal-complements"/>
     <w:p>
       <w:pPr>
         <w:pStyle w:val="Heading2"/>
@@ -20732,7 +20835,7 @@
         <w:t xml:space="preserve">2 Orthogonal complements</w:t>
       </w:r>
     </w:p>
-    <w:bookmarkStart w:id="47" w:name="thm-dot-linear"/>
+    <w:bookmarkStart w:id="48" w:name="thm-dot-linear"/>
     <w:p>
       <w:pPr>
         <w:pStyle w:val="FirstParagraph"/>
@@ -21216,7 +21319,7 @@
         </m:oMath>
       </m:oMathPara>
     </w:p>
-    <w:bookmarkEnd w:id="47"/>
+    <w:bookmarkEnd w:id="48"/>
     <w:p>
       <w:pPr>
         <w:pStyle w:val="FirstParagraph"/>
@@ -21446,7 +21549,7 @@
                   <m:nor/>
                   <m:sty m:val="p"/>
                 </m:rPr>
-                <m:t>Definition 7 in Vectors</m:t>
+                <m:t>Definition 8 in Vectors</m:t>
               </m:r>
               <m:r>
                 <m:rPr>
@@ -21590,7 +21693,7 @@
                   <m:nor/>
                   <m:sty m:val="p"/>
                 </m:rPr>
-                <m:t>Definition 6 in Vectors</m:t>
+                <m:t>Definition 7 in Vectors</m:t>
               </m:r>
               <m:r>
                 <m:rPr>
@@ -22321,7 +22424,7 @@
                   <m:nor/>
                   <m:sty m:val="p"/>
                 </m:rPr>
-                <m:t>Definition 7 in Vectors</m:t>
+                <m:t>Definition 8 in Vectors</m:t>
               </m:r>
               <m:r>
                 <m:rPr>
@@ -23249,7 +23352,7 @@
         <w:t xml:space="preserve">and likewise in the first slot.</w:t>
       </w:r>
     </w:p>
-    <w:bookmarkStart w:id="48" w:name="exm-dot-linear"/>
+    <w:bookmarkStart w:id="49" w:name="exm-dot-linear"/>
     <w:p>
       <w:pPr>
         <w:pStyle w:val="BodyText"/>
@@ -23872,8 +23975,8 @@
         <w:t xml:space="preserve">the same number.</w:t>
       </w:r>
     </w:p>
-    <w:bookmarkEnd w:id="48"/>
-    <w:bookmarkStart w:id="50" w:name="def-orthogonal-complement"/>
+    <w:bookmarkEnd w:id="49"/>
+    <w:bookmarkStart w:id="51" w:name="def-orthogonal-complement"/>
     <w:p>
       <w:pPr>
         <w:pStyle w:val="BodyText"/>
@@ -23883,7 +23986,7 @@
           <w:b/>
           <w:bCs/>
         </w:rPr>
-        <w:t xml:space="preserve">Definition 4 (Orthogonal complement)</w:t>
+        <w:t xml:space="preserve">Definition 5 (Orthogonal complement)</w:t>
       </w:r>
       <w:r>
         <w:t xml:space="preserve"> </w:t>
@@ -23952,12 +24055,12 @@
       <w:r>
         <w:t xml:space="preserve">is the set of vectors orthogonal (</w:t>
       </w:r>
-      <w:hyperlink r:id="rId49">
+      <w:hyperlink r:id="rId50">
         <w:r>
           <w:rPr>
             <w:rStyle w:val="Hyperlink"/>
           </w:rPr>
-          <w:t xml:space="preserve">Definition 14 in Vectors</w:t>
+          <w:t xml:space="preserve">Definition 15 in Vectors</w:t>
         </w:r>
       </w:hyperlink>
       <w:r>
@@ -24216,8 +24319,8 @@
         <w:t xml:space="preserve">.</w:t>
       </w:r>
     </w:p>
-    <w:bookmarkEnd w:id="50"/>
-    <w:bookmarkStart w:id="51" w:name="exm-orthogonal-complement"/>
+    <w:bookmarkEnd w:id="51"/>
+    <w:bookmarkStart w:id="52" w:name="exm-orthogonal-complement"/>
     <w:p>
       <w:pPr>
         <w:pStyle w:val="BodyText"/>
@@ -25755,8 +25858,8 @@
         <w:t xml:space="preserve">.</w:t>
       </w:r>
     </w:p>
-    <w:bookmarkEnd w:id="51"/>
-    <w:bookmarkStart w:id="52" w:name="rem-orthogonal-complement-any-set"/>
+    <w:bookmarkEnd w:id="52"/>
+    <w:bookmarkStart w:id="53" w:name="rem-orthogonal-complement-any-set"/>
     <w:p>
       <w:pPr>
         <w:pStyle w:val="FirstParagraph"/>
@@ -25794,7 +25897,7 @@
           <w:rPr>
             <w:rStyle w:val="Hyperlink"/>
           </w:rPr>
-          <w:t xml:space="preserve">Definition 4</w:t>
+          <w:t xml:space="preserve">Definition 5</w:t>
         </w:r>
       </w:hyperlink>
       <w:r>
@@ -25804,8 +25907,8 @@
         <w:t xml:space="preserve">need not be a subspace.</w:t>
       </w:r>
     </w:p>
-    <w:bookmarkEnd w:id="52"/>
-    <w:bookmarkStart w:id="53" w:name="thm-orthogonal-complement-subspace"/>
+    <w:bookmarkEnd w:id="53"/>
+    <w:bookmarkStart w:id="54" w:name="thm-orthogonal-complement-subspace"/>
     <w:p>
       <w:pPr>
         <w:pStyle w:val="BodyText"/>
@@ -25900,7 +26003,7 @@
           <w:rPr>
             <w:rStyle w:val="Hyperlink"/>
           </w:rPr>
-          <w:t xml:space="preserve">Definition 4</w:t>
+          <w:t xml:space="preserve">Definition 5</w:t>
         </w:r>
       </w:hyperlink>
       <w:r>
@@ -25951,7 +26054,7 @@
         <w:t xml:space="preserve">).</w:t>
       </w:r>
     </w:p>
-    <w:bookmarkEnd w:id="53"/>
+    <w:bookmarkEnd w:id="54"/>
     <w:p>
       <w:pPr>
         <w:pStyle w:val="BodyText"/>
@@ -27052,7 +27155,7 @@
         <w:t xml:space="preserve">.</w:t>
       </w:r>
     </w:p>
-    <w:bookmarkStart w:id="56" w:name="exm-orthogonal-complement-subspace"/>
+    <w:bookmarkStart w:id="57" w:name="exm-orthogonal-complement-subspace"/>
     <w:p>
       <w:pPr>
         <w:pStyle w:val="BodyText"/>
@@ -27755,7 +27858,7 @@
       <w:r>
         <w:t xml:space="preserve"> </w:t>
       </w:r>
-      <w:hyperlink r:id="rId54">
+      <w:hyperlink r:id="rId55">
         <w:r>
           <w:rPr>
             <w:rStyle w:val="Hyperlink"/>
@@ -27836,7 +27939,7 @@
       <w:r>
         <w:t xml:space="preserve"> </w:t>
       </w:r>
-      <w:hyperlink r:id="rId55">
+      <w:hyperlink r:id="rId56">
         <w:r>
           <w:rPr>
             <w:rStyle w:val="Hyperlink"/>
@@ -27883,8 +27986,8 @@
         <w:t xml:space="preserve">.</w:t>
       </w:r>
     </w:p>
-    <w:bookmarkEnd w:id="56"/>
-    <w:bookmarkStart w:id="57" w:name="thm-complement-null-space"/>
+    <w:bookmarkEnd w:id="57"/>
+    <w:bookmarkStart w:id="58" w:name="thm-complement-null-space"/>
     <w:p>
       <w:pPr>
         <w:pStyle w:val="BodyText"/>
@@ -28038,7 +28141,7 @@
         </m:oMath>
       </m:oMathPara>
     </w:p>
-    <w:bookmarkEnd w:id="57"/>
+    <w:bookmarkEnd w:id="58"/>
     <w:p>
       <w:pPr>
         <w:pStyle w:val="FirstParagraph"/>
@@ -28509,7 +28612,7 @@
                   <m:nor/>
                   <m:sty m:val="p"/>
                 </m:rPr>
-                <m:t>Definition 11 in Matrices</m:t>
+                <m:t>Definition 13 in Matrices</m:t>
               </m:r>
               <m:r>
                 <m:rPr>
@@ -28685,7 +28788,7 @@
                   <m:nor/>
                   <m:sty m:val="p"/>
                 </m:rPr>
-                <m:t>Definition 7 in Vectors</m:t>
+                <m:t>Definition 8 in Vectors</m:t>
               </m:r>
               <m:r>
                 <m:rPr>
@@ -28770,7 +28873,7 @@
       <w:r>
         <w:t xml:space="preserve">(</w:t>
       </w:r>
-      <w:hyperlink r:id="rId58">
+      <w:hyperlink r:id="rId59">
         <w:r>
           <w:rPr>
             <w:rStyle w:val="Hyperlink"/>
@@ -29564,7 +29667,7 @@
                   <m:nor/>
                   <m:sty m:val="p"/>
                 </m:rPr>
-                <m:t>Definition 7 in Vectors</m:t>
+                <m:t>Definition 8 in Vectors</m:t>
               </m:r>
               <m:r>
                 <m:rPr>
@@ -29718,7 +29821,7 @@
                   <m:nor/>
                   <m:sty m:val="p"/>
                 </m:rPr>
-                <m:t>Definition 11 in Matrices</m:t>
+                <m:t>Definition 13 in Matrices</m:t>
               </m:r>
               <m:r>
                 <m:rPr>
@@ -30263,7 +30366,7 @@
                   <m:nor/>
                   <m:sty m:val="p"/>
                 </m:rPr>
-                <m:t>Definition 7 in Vectors</m:t>
+                <m:t>Definition 8 in Vectors</m:t>
               </m:r>
               <m:r>
                 <m:rPr>
@@ -30497,7 +30600,7 @@
         <w:t xml:space="preserve">.</w:t>
       </w:r>
     </w:p>
-    <w:bookmarkStart w:id="61" w:name="exm-complement-null-space"/>
+    <w:bookmarkStart w:id="62" w:name="exm-complement-null-space"/>
     <w:p>
       <w:pPr>
         <w:pStyle w:val="BodyText"/>
@@ -30516,7 +30619,7 @@
         </w:rPr>
         <w:t xml:space="preserve"> </w:t>
       </w:r>
-      <w:hyperlink r:id="rId59">
+      <w:hyperlink r:id="rId60">
         <w:r>
           <w:rPr>
             <w:rStyle w:val="Hyperlink"/>
@@ -30559,7 +30662,7 @@
       <w:r>
         <w:t xml:space="preserve"> </w:t>
       </w:r>
-      <w:hyperlink r:id="rId59">
+      <w:hyperlink r:id="rId60">
         <w:r>
           <w:rPr>
             <w:rStyle w:val="Hyperlink"/>
@@ -30661,7 +30764,7 @@
       <w:r>
         <w:t xml:space="preserve"> </w:t>
       </w:r>
-      <w:hyperlink r:id="rId60">
+      <w:hyperlink r:id="rId61">
         <w:r>
           <w:rPr>
             <w:rStyle w:val="Hyperlink"/>
@@ -31159,7 +31262,7 @@
                   <m:nor/>
                   <m:sty m:val="p"/>
                 </m:rPr>
-                <m:t>Definition 7 in Vectors</m:t>
+                <m:t>Definition 8 in Vectors</m:t>
               </m:r>
               <m:r>
                 <m:rPr>
@@ -31206,8 +31309,8 @@
         </m:oMath>
       </m:oMathPara>
     </w:p>
-    <w:bookmarkEnd w:id="61"/>
-    <w:bookmarkStart w:id="62" w:name="thm-orthogonal-direct-sum"/>
+    <w:bookmarkEnd w:id="62"/>
+    <w:bookmarkStart w:id="63" w:name="thm-orthogonal-direct-sum"/>
     <w:p>
       <w:pPr>
         <w:pStyle w:val="FirstParagraph"/>
@@ -31512,7 +31615,7 @@
           <w:rPr>
             <w:rStyle w:val="Hyperlink"/>
           </w:rPr>
-          <w:t xml:space="preserve">Definition 2</w:t>
+          <w:t xml:space="preserve">Definition 3</w:t>
         </w:r>
       </w:hyperlink>
       <w:r>
@@ -31714,7 +31817,7 @@
         <w:t xml:space="preserve">).</w:t>
       </w:r>
     </w:p>
-    <w:bookmarkEnd w:id="62"/>
+    <w:bookmarkEnd w:id="63"/>
     <w:p>
       <w:pPr>
         <w:pStyle w:val="BodyText"/>
@@ -31778,7 +31881,7 @@
           <w:rPr>
             <w:rStyle w:val="Hyperlink"/>
           </w:rPr>
-          <w:t xml:space="preserve">Definition 8 in Subspaces and Rank</w:t>
+          <w:t xml:space="preserve">Definition 9 in Subspaces and Rank</w:t>
         </w:r>
       </w:hyperlink>
       <w:r>
@@ -32278,7 +32381,7 @@
           <w:rPr>
             <w:rStyle w:val="Hyperlink"/>
           </w:rPr>
-          <w:t xml:space="preserve">Definition 8 in Subspaces and Rank</w:t>
+          <w:t xml:space="preserve">Definition 9 in Subspaces and Rank</w:t>
         </w:r>
       </w:hyperlink>
       <w:r>
@@ -34184,7 +34287,7 @@
       <w:r>
         <w:t xml:space="preserve">is a subspace (</w:t>
       </w:r>
-      <w:hyperlink r:id="rId63">
+      <w:hyperlink r:id="rId64">
         <w:r>
           <w:rPr>
             <w:rStyle w:val="Hyperlink"/>
@@ -34269,7 +34372,7 @@
       <w:r>
         <w:t xml:space="preserve"> </w:t>
       </w:r>
-      <w:hyperlink r:id="rId64">
+      <w:hyperlink r:id="rId65">
         <w:r>
           <w:rPr>
             <w:rStyle w:val="Hyperlink"/>
@@ -34437,7 +34540,7 @@
         <w:t xml:space="preserve">(statement 1 implies statement 3).</w:t>
       </w:r>
     </w:p>
-    <w:bookmarkStart w:id="65" w:name="exm-orthogonal-direct-sum"/>
+    <w:bookmarkStart w:id="66" w:name="exm-orthogonal-direct-sum"/>
     <w:p>
       <w:pPr>
         <w:pStyle w:val="BodyText"/>
@@ -36483,8 +36586,8 @@
         </m:oMath>
       </m:oMathPara>
     </w:p>
-    <w:bookmarkEnd w:id="65"/>
-    <w:bookmarkStart w:id="66" w:name="thm-double-complement"/>
+    <w:bookmarkEnd w:id="66"/>
+    <w:bookmarkStart w:id="67" w:name="thm-double-complement"/>
     <w:p>
       <w:pPr>
         <w:pStyle w:val="FirstParagraph"/>
@@ -36619,7 +36722,7 @@
         </m:oMath>
       </m:oMathPara>
     </w:p>
-    <w:bookmarkEnd w:id="66"/>
+    <w:bookmarkEnd w:id="67"/>
     <w:p>
       <w:pPr>
         <w:pStyle w:val="FirstParagraph"/>
@@ -36796,7 +36899,7 @@
           <w:rPr>
             <w:rStyle w:val="Hyperlink"/>
           </w:rPr>
-          <w:t xml:space="preserve">Definition 4</w:t>
+          <w:t xml:space="preserve">Definition 5</w:t>
         </w:r>
       </w:hyperlink>
       <w:r>
@@ -36897,7 +37000,7 @@
       <w:r>
         <w:t xml:space="preserve">too (</w:t>
       </w:r>
-      <w:hyperlink r:id="rId67">
+      <w:hyperlink r:id="rId68">
         <w:r>
           <w:rPr>
             <w:rStyle w:val="Hyperlink"/>
@@ -37596,7 +37699,7 @@
       <w:r>
         <w:t xml:space="preserve">(</w:t>
       </w:r>
-      <w:hyperlink r:id="rId64">
+      <w:hyperlink r:id="rId65">
         <w:r>
           <w:rPr>
             <w:rStyle w:val="Hyperlink"/>
@@ -37608,7 +37711,7 @@
         <w:t xml:space="preserve">).</w:t>
       </w:r>
     </w:p>
-    <w:bookmarkStart w:id="69" w:name="exm-double-complement"/>
+    <w:bookmarkStart w:id="70" w:name="exm-double-complement"/>
     <w:p>
       <w:pPr>
         <w:pStyle w:val="BodyText"/>
@@ -38279,12 +38382,12 @@
       <w:r>
         <w:t xml:space="preserve">(</w:t>
       </w:r>
-      <w:hyperlink r:id="rId68">
+      <w:hyperlink r:id="rId69">
         <w:r>
           <w:rPr>
             <w:rStyle w:val="Hyperlink"/>
           </w:rPr>
-          <w:t xml:space="preserve">Definition 11 in Matrices</w:t>
+          <w:t xml:space="preserve">Definition 13 in Matrices</w:t>
         </w:r>
       </w:hyperlink>
       <w:r>
@@ -38609,8 +38712,8 @@
         </m:oMath>
       </m:oMathPara>
     </w:p>
-    <w:bookmarkEnd w:id="69"/>
-    <w:bookmarkStart w:id="70" w:name="exm-double-complement-fails"/>
+    <w:bookmarkEnd w:id="70"/>
+    <w:bookmarkStart w:id="71" w:name="exm-double-complement-fails"/>
     <w:p>
       <w:pPr>
         <w:pStyle w:val="FirstParagraph"/>
@@ -39006,9 +39109,9 @@
         <w:t xml:space="preserve">to be a subspace.</w:t>
       </w:r>
     </w:p>
-    <w:bookmarkEnd w:id="70"/>
     <w:bookmarkEnd w:id="71"/>
-    <w:bookmarkStart w:id="84" w:name="sec-fundamental-theorem"/>
+    <w:bookmarkEnd w:id="72"/>
+    <w:bookmarkStart w:id="85" w:name="sec-fundamental-theorem"/>
     <w:p>
       <w:pPr>
         <w:pStyle w:val="Heading2"/>
@@ -39017,7 +39120,7 @@
         <w:t xml:space="preserve">3 The fundamental theorem of linear algebra</w:t>
       </w:r>
     </w:p>
-    <w:bookmarkStart w:id="72" w:name="thm-fundamental-subspaces"/>
+    <w:bookmarkStart w:id="73" w:name="thm-fundamental-subspaces"/>
     <w:p>
       <w:pPr>
         <w:pStyle w:val="FirstParagraph"/>
@@ -39924,7 +40027,7 @@
         <w:t xml:space="preserve">.</w:t>
       </w:r>
     </w:p>
-    <w:bookmarkEnd w:id="72"/>
+    <w:bookmarkEnd w:id="73"/>
     <w:p>
       <w:pPr>
         <w:pStyle w:val="FirstParagraph"/>
@@ -40922,7 +41025,7 @@
       <w:r>
         <w:t xml:space="preserve"> </w:t>
       </w:r>
-      <w:hyperlink r:id="rId73">
+      <w:hyperlink r:id="rId74">
         <w:r>
           <w:rPr>
             <w:rStyle w:val="Hyperlink"/>
@@ -41048,7 +41151,7 @@
       <w:r>
         <w:t xml:space="preserve"> </w:t>
       </w:r>
-      <w:hyperlink r:id="rId73">
+      <w:hyperlink r:id="rId74">
         <w:r>
           <w:rPr>
             <w:rStyle w:val="Hyperlink"/>
@@ -41082,7 +41185,7 @@
       <w:r>
         <w:t xml:space="preserve"> </w:t>
       </w:r>
-      <w:hyperlink r:id="rId74">
+      <w:hyperlink r:id="rId75">
         <w:r>
           <w:rPr>
             <w:rStyle w:val="Hyperlink"/>
@@ -41206,7 +41309,7 @@
       <w:r>
         <w:t xml:space="preserve">(</w:t>
       </w:r>
-      <w:hyperlink r:id="rId75">
+      <w:hyperlink r:id="rId76">
         <w:r>
           <w:rPr>
             <w:rStyle w:val="Hyperlink"/>
@@ -41380,7 +41483,7 @@
         <w:t xml:space="preserve">in the same way.</w:t>
       </w:r>
     </w:p>
-    <w:bookmarkStart w:id="78" w:name="exm-fundamental-subspaces"/>
+    <w:bookmarkStart w:id="79" w:name="exm-fundamental-subspaces"/>
     <w:p>
       <w:pPr>
         <w:pStyle w:val="BodyText"/>
@@ -41399,7 +41502,7 @@
         </w:rPr>
         <w:t xml:space="preserve"> </w:t>
       </w:r>
-      <w:hyperlink r:id="rId59">
+      <w:hyperlink r:id="rId60">
         <w:r>
           <w:rPr>
             <w:rStyle w:val="Hyperlink"/>
@@ -41442,7 +41545,7 @@
       <w:r>
         <w:t xml:space="preserve"> </w:t>
       </w:r>
-      <w:hyperlink r:id="rId59">
+      <w:hyperlink r:id="rId60">
         <w:r>
           <w:rPr>
             <w:rStyle w:val="Hyperlink"/>
@@ -41519,7 +41622,7 @@
       <w:r>
         <w:t xml:space="preserve">(</w:t>
       </w:r>
-      <w:hyperlink r:id="rId76">
+      <w:hyperlink r:id="rId77">
         <w:r>
           <w:rPr>
             <w:rStyle w:val="Hyperlink"/>
@@ -41904,7 +42007,7 @@
       <w:r>
         <w:t xml:space="preserve">(</w:t>
       </w:r>
-      <w:hyperlink r:id="rId77">
+      <w:hyperlink r:id="rId78">
         <w:r>
           <w:rPr>
             <w:rStyle w:val="Hyperlink"/>
@@ -43818,7 +43921,7 @@
                   <m:nor/>
                   <m:sty m:val="p"/>
                 </m:rPr>
-                <m:t>Definition 7 in Vectors</m:t>
+                <m:t>Definition 8 in Vectors</m:t>
               </m:r>
               <m:r>
                 <m:rPr>
@@ -44285,9 +44388,9 @@
         <w:t xml:space="preserve">.</w:t>
       </w:r>
     </w:p>
-    <w:bookmarkEnd w:id="78"/>
-    <w:bookmarkStart w:id="83" w:name="refs"/>
-    <w:bookmarkStart w:id="80" w:name="ref-banerjee2014linear"/>
+    <w:bookmarkEnd w:id="79"/>
+    <w:bookmarkStart w:id="84" w:name="refs"/>
+    <w:bookmarkStart w:id="81" w:name="ref-banerjee2014linear"/>
     <w:p>
       <w:pPr>
         <w:pStyle w:val="Bibliography"/>
@@ -44311,7 +44414,7 @@
       <w:r>
         <w:t xml:space="preserve"> </w:t>
       </w:r>
-      <w:hyperlink r:id="rId79">
+      <w:hyperlink r:id="rId80">
         <w:r>
           <w:rPr>
             <w:rStyle w:val="Hyperlink"/>
@@ -44323,8 +44426,8 @@
         <w:t xml:space="preserve">.</w:t>
       </w:r>
     </w:p>
-    <w:bookmarkEnd w:id="80"/>
-    <w:bookmarkStart w:id="82" w:name="ref-zhou2024orthproj"/>
+    <w:bookmarkEnd w:id="81"/>
+    <w:bookmarkStart w:id="83" w:name="ref-zhou2024orthproj"/>
     <w:p>
       <w:pPr>
         <w:pStyle w:val="Bibliography"/>
@@ -44348,7 +44451,7 @@
       <w:r>
         <w:t xml:space="preserve"> </w:t>
       </w:r>
-      <w:hyperlink r:id="rId81">
+      <w:hyperlink r:id="rId82">
         <w:r>
           <w:rPr>
             <w:rStyle w:val="Hyperlink"/>
@@ -44360,9 +44463,9 @@
         <w:t xml:space="preserve">.</w:t>
       </w:r>
     </w:p>
-    <w:bookmarkEnd w:id="82"/>
     <w:bookmarkEnd w:id="83"/>
     <w:bookmarkEnd w:id="84"/>
+    <w:bookmarkEnd w:id="85"/>
     <w:sectPr>
       <w:footnotePr>
         <w:numRestart w:val="eachSect"/>

--- a/linear-algebra-direct-sums.docx
+++ b/linear-algebra-direct-sums.docx
@@ -15,7 +15,7 @@
         <w:pStyle w:val="Date"/>
       </w:pPr>
       <w:r>
-        <w:t xml:space="preserve">Last modified: 2026-10-15 10:07:44 (PDT)</w:t>
+        <w:t xml:space="preserve">Last modified: 2026-10-15 12:42:30 (PDT)</w:t>
       </w:r>
     </w:p>
     <w:bookmarkStart w:id="47" w:name="sec-direct-sums"/>

--- a/linear-algebra-direct-sums.docx
+++ b/linear-algebra-direct-sums.docx
@@ -15,7 +15,7 @@
         <w:pStyle w:val="Date"/>
       </w:pPr>
       <w:r>
-        <w:t xml:space="preserve">Last modified: 2026-10-15 12:42:30 (PDT)</w:t>
+        <w:t xml:space="preserve">Last modified: 2026-10-15 13:39:21 (PDT)</w:t>
       </w:r>
     </w:p>
     <w:bookmarkStart w:id="47" w:name="sec-direct-sums"/>

--- a/linear-algebra-direct-sums.docx
+++ b/linear-algebra-direct-sums.docx
@@ -15,7 +15,7 @@
         <w:pStyle w:val="Date"/>
       </w:pPr>
       <w:r>
-        <w:t xml:space="preserve">Last modified: 2026-10-15 13:39:21 (PDT)</w:t>
+        <w:t xml:space="preserve">Last modified: 2026-10-15 14:23:59 (PDT)</w:t>
       </w:r>
     </w:p>
     <w:bookmarkStart w:id="47" w:name="sec-direct-sums"/>

--- a/linear-algebra-direct-sums.docx
+++ b/linear-algebra-direct-sums.docx
@@ -15,7 +15,7 @@
         <w:pStyle w:val="Date"/>
       </w:pPr>
       <w:r>
-        <w:t xml:space="preserve">Last modified: 2026-10-15 14:23:59 (PDT)</w:t>
+        <w:t xml:space="preserve">Last modified: 2026-10-15 15:19:18 (PDT)</w:t>
       </w:r>
     </w:p>
     <w:bookmarkStart w:id="47" w:name="sec-direct-sums"/>

--- a/linear-algebra-direct-sums.docx
+++ b/linear-algebra-direct-sums.docx
@@ -15,7 +15,7 @@
         <w:pStyle w:val="Date"/>
       </w:pPr>
       <w:r>
-        <w:t xml:space="preserve">Last modified: 2026-10-15 15:19:18 (PDT)</w:t>
+        <w:t xml:space="preserve">Last modified: 2026-10-15 16:26:25 (PDT)</w:t>
       </w:r>
     </w:p>
     <w:bookmarkStart w:id="47" w:name="sec-direct-sums"/>

--- a/linear-algebra-direct-sums.docx
+++ b/linear-algebra-direct-sums.docx
@@ -15,7 +15,7 @@
         <w:pStyle w:val="Date"/>
       </w:pPr>
       <w:r>
-        <w:t xml:space="preserve">Last modified: 2026-10-15 16:26:25 (PDT)</w:t>
+        <w:t xml:space="preserve">Last modified: 2026-10-15 17:47:31 (PDT)</w:t>
       </w:r>
     </w:p>
     <w:bookmarkStart w:id="47" w:name="sec-direct-sums"/>

--- a/linear-algebra-direct-sums.docx
+++ b/linear-algebra-direct-sums.docx
@@ -15,7 +15,7 @@
         <w:pStyle w:val="Date"/>
       </w:pPr>
       <w:r>
-        <w:t xml:space="preserve">Last modified: 2026-10-15 17:47:31 (PDT)</w:t>
+        <w:t xml:space="preserve">Last modified: 2026-10-15 18:37:38 (PDT)</w:t>
       </w:r>
     </w:p>
     <w:bookmarkStart w:id="47" w:name="sec-direct-sums"/>

--- a/linear-algebra-direct-sums.docx
+++ b/linear-algebra-direct-sums.docx
@@ -15,7 +15,7 @@
         <w:pStyle w:val="Date"/>
       </w:pPr>
       <w:r>
-        <w:t xml:space="preserve">Last modified: 2026-10-15 18:37:38 (PDT)</w:t>
+        <w:t xml:space="preserve">Last modified: 2026-10-15 19:41:40 (PDT)</w:t>
       </w:r>
     </w:p>
     <w:bookmarkStart w:id="47" w:name="sec-direct-sums"/>

--- a/linear-algebra-direct-sums.docx
+++ b/linear-algebra-direct-sums.docx
@@ -15,7 +15,7 @@
         <w:pStyle w:val="Date"/>
       </w:pPr>
       <w:r>
-        <w:t xml:space="preserve">Last modified: 2026-10-15 19:41:40 (PDT)</w:t>
+        <w:t xml:space="preserve">Last modified: 2026-10-15 20:43:22 (PDT)</w:t>
       </w:r>
     </w:p>
     <w:bookmarkStart w:id="47" w:name="sec-direct-sums"/>

--- a/linear-algebra-direct-sums.docx
+++ b/linear-algebra-direct-sums.docx
@@ -15,7 +15,7 @@
         <w:pStyle w:val="Date"/>
       </w:pPr>
       <w:r>
-        <w:t xml:space="preserve">Last modified: 2026-10-15 20:43:22 (PDT)</w:t>
+        <w:t xml:space="preserve">Last modified: 2026-10-15 21:43:14 (PDT)</w:t>
       </w:r>
     </w:p>
     <w:bookmarkStart w:id="47" w:name="sec-direct-sums"/>

--- a/linear-algebra-direct-sums.docx
+++ b/linear-algebra-direct-sums.docx
@@ -15,7 +15,7 @@
         <w:pStyle w:val="Date"/>
       </w:pPr>
       <w:r>
-        <w:t xml:space="preserve">Last modified: 2026-10-15 21:43:14 (PDT)</w:t>
+        <w:t xml:space="preserve">Last modified: 2026-10-15 23:56:47 (PDT)</w:t>
       </w:r>
     </w:p>
     <w:bookmarkStart w:id="47" w:name="sec-direct-sums"/>

--- a/linear-algebra-direct-sums.docx
+++ b/linear-algebra-direct-sums.docx
@@ -15,7 +15,7 @@
         <w:pStyle w:val="Date"/>
       </w:pPr>
       <w:r>
-        <w:t xml:space="preserve">Last modified: 2026-10-15 23:56:47 (PDT)</w:t>
+        <w:t xml:space="preserve">Last modified: 2026-10-16 01:00:03 (PDT)</w:t>
       </w:r>
     </w:p>
     <w:bookmarkStart w:id="47" w:name="sec-direct-sums"/>

--- a/linear-algebra-direct-sums.docx
+++ b/linear-algebra-direct-sums.docx
@@ -15,7 +15,7 @@
         <w:pStyle w:val="Date"/>
       </w:pPr>
       <w:r>
-        <w:t xml:space="preserve">Last modified: 2026-10-16 01:00:03 (PDT)</w:t>
+        <w:t xml:space="preserve">Last modified: 2026-10-16 01:53:21 (PDT)</w:t>
       </w:r>
     </w:p>
     <w:bookmarkStart w:id="47" w:name="sec-direct-sums"/>

--- a/linear-algebra-direct-sums.docx
+++ b/linear-algebra-direct-sums.docx
@@ -15,7 +15,7 @@
         <w:pStyle w:val="Date"/>
       </w:pPr>
       <w:r>
-        <w:t xml:space="preserve">Last modified: 2026-10-16 01:53:21 (PDT)</w:t>
+        <w:t xml:space="preserve">Last modified: 2026-10-16 02:45:37 (PDT)</w:t>
       </w:r>
     </w:p>
     <w:bookmarkStart w:id="47" w:name="sec-direct-sums"/>

--- a/linear-algebra-direct-sums.docx
+++ b/linear-algebra-direct-sums.docx
@@ -15,7 +15,7 @@
         <w:pStyle w:val="Date"/>
       </w:pPr>
       <w:r>
-        <w:t xml:space="preserve">Last modified: 2026-10-16 03:50:53 (PDT)</w:t>
+        <w:t xml:space="preserve">Last modified: 2026-10-16 04:38:30 (PDT)</w:t>
       </w:r>
     </w:p>
     <w:bookmarkStart w:id="47" w:name="sec-direct-sums"/>

--- a/linear-algebra-direct-sums.docx
+++ b/linear-algebra-direct-sums.docx
@@ -15,7 +15,7 @@
         <w:pStyle w:val="Date"/>
       </w:pPr>
       <w:r>
-        <w:t xml:space="preserve">Last modified: 2026-10-16 04:38:30 (PDT)</w:t>
+        <w:t xml:space="preserve">Last modified: 2026-10-16 05:24:53 (PDT)</w:t>
       </w:r>
     </w:p>
     <w:bookmarkStart w:id="47" w:name="sec-direct-sums"/>

--- a/linear-algebra-direct-sums.docx
+++ b/linear-algebra-direct-sums.docx
@@ -15,7 +15,7 @@
         <w:pStyle w:val="Date"/>
       </w:pPr>
       <w:r>
-        <w:t xml:space="preserve">Last modified: 2026-10-16 05:24:53 (PDT)</w:t>
+        <w:t xml:space="preserve">Last modified: 2026-10-16 06:27:40 (PDT)</w:t>
       </w:r>
     </w:p>
     <w:bookmarkStart w:id="47" w:name="sec-direct-sums"/>

--- a/linear-algebra-direct-sums.docx
+++ b/linear-algebra-direct-sums.docx
@@ -15,7 +15,7 @@
         <w:pStyle w:val="Date"/>
       </w:pPr>
       <w:r>
-        <w:t xml:space="preserve">Last modified: 2026-10-16 06:27:40 (PDT)</w:t>
+        <w:t xml:space="preserve">Last modified: 2026-10-16 10:11:43 (PDT)</w:t>
       </w:r>
     </w:p>
     <w:bookmarkStart w:id="47" w:name="sec-direct-sums"/>

--- a/linear-algebra-direct-sums.docx
+++ b/linear-algebra-direct-sums.docx
@@ -15,7 +15,7 @@
         <w:pStyle w:val="Date"/>
       </w:pPr>
       <w:r>
-        <w:t xml:space="preserve">Last modified: 2026-10-16 10:11:43 (PDT)</w:t>
+        <w:t xml:space="preserve">Last modified: 2026-10-16 10:58:47 (PDT)</w:t>
       </w:r>
     </w:p>
     <w:bookmarkStart w:id="47" w:name="sec-direct-sums"/>

--- a/linear-algebra-direct-sums.docx
+++ b/linear-algebra-direct-sums.docx
@@ -15,7 +15,7 @@
         <w:pStyle w:val="Date"/>
       </w:pPr>
       <w:r>
-        <w:t xml:space="preserve">Last modified: 2026-10-16 10:58:47 (PDT)</w:t>
+        <w:t xml:space="preserve">Last modified: 2026-10-16 18:32:13 (PDT)</w:t>
       </w:r>
     </w:p>
     <w:bookmarkStart w:id="47" w:name="sec-direct-sums"/>

--- a/linear-algebra-direct-sums.docx
+++ b/linear-algebra-direct-sums.docx
@@ -15,7 +15,7 @@
         <w:pStyle w:val="Date"/>
       </w:pPr>
       <w:r>
-        <w:t xml:space="preserve">Last modified: 2026-10-16 18:32:13 (PDT)</w:t>
+        <w:t xml:space="preserve">Last modified: 2026-10-16 19:32:00 (PDT)</w:t>
       </w:r>
     </w:p>
     <w:bookmarkStart w:id="47" w:name="sec-direct-sums"/>

--- a/linear-algebra-direct-sums.docx
+++ b/linear-algebra-direct-sums.docx
@@ -15,7 +15,7 @@
         <w:pStyle w:val="Date"/>
       </w:pPr>
       <w:r>
-        <w:t xml:space="preserve">Last modified: 2026-10-16 19:32:00 (PDT)</w:t>
+        <w:t xml:space="preserve">Last modified: 2026-10-17 02:34:23 (PDT)</w:t>
       </w:r>
     </w:p>
     <w:bookmarkStart w:id="47" w:name="sec-direct-sums"/>

--- a/linear-algebra-direct-sums.docx
+++ b/linear-algebra-direct-sums.docx
@@ -15,7 +15,7 @@
         <w:pStyle w:val="Date"/>
       </w:pPr>
       <w:r>
-        <w:t xml:space="preserve">Last modified: 2026-10-17 02:34:23 (PDT)</w:t>
+        <w:t xml:space="preserve">Last modified: 2026-10-17 03:46:15 (PDT)</w:t>
       </w:r>
     </w:p>
     <w:bookmarkStart w:id="47" w:name="sec-direct-sums"/>

--- a/linear-algebra-direct-sums.docx
+++ b/linear-algebra-direct-sums.docx
@@ -15,7 +15,7 @@
         <w:pStyle w:val="Date"/>
       </w:pPr>
       <w:r>
-        <w:t xml:space="preserve">Last modified: 2026-10-17 04:46:25 (PDT)</w:t>
+        <w:t xml:space="preserve">Last modified: 2026-10-17 06:29:34 (PDT)</w:t>
       </w:r>
     </w:p>
     <w:bookmarkStart w:id="47" w:name="sec-direct-sums"/>

--- a/linear-algebra-direct-sums.docx
+++ b/linear-algebra-direct-sums.docx
@@ -15,7 +15,7 @@
         <w:pStyle w:val="Date"/>
       </w:pPr>
       <w:r>
-        <w:t xml:space="preserve">Last modified: 2026-10-17 06:29:34 (PDT)</w:t>
+        <w:t xml:space="preserve">Last modified: 2026-10-17 07:35:34 (PDT)</w:t>
       </w:r>
     </w:p>
     <w:bookmarkStart w:id="47" w:name="sec-direct-sums"/>

--- a/linear-algebra-direct-sums.docx
+++ b/linear-algebra-direct-sums.docx
@@ -15,7 +15,7 @@
         <w:pStyle w:val="Date"/>
       </w:pPr>
       <w:r>
-        <w:t xml:space="preserve">Last modified: 2026-10-17 15:54:57 (PDT)</w:t>
+        <w:t xml:space="preserve">Last modified: 2026-10-17 22:01:17 (PDT)</w:t>
       </w:r>
     </w:p>
     <w:bookmarkStart w:id="47" w:name="sec-direct-sums"/>

--- a/linear-algebra-direct-sums.docx
+++ b/linear-algebra-direct-sums.docx
@@ -15,7 +15,7 @@
         <w:pStyle w:val="Date"/>
       </w:pPr>
       <w:r>
-        <w:t xml:space="preserve">Last modified: 2026-10-17 22:01:17 (PDT)</w:t>
+        <w:t xml:space="preserve">Last modified: 2026-10-18 11:27:44 (PDT)</w:t>
       </w:r>
     </w:p>
     <w:bookmarkStart w:id="47" w:name="sec-direct-sums"/>
@@ -176,7 +176,7 @@
               <w:t xml:space="preserve"> </w:t>
             </w:r>
             <w:r>
-              <w:t xml:space="preserve">Zhou (2024)</w:t>
+              <w:t xml:space="preserve">Zhou [1]</w:t>
             </w:r>
             <w:r>
               <w:t xml:space="preserve">,</w:t>
@@ -9953,7 +9953,7 @@
         <w:t xml:space="preserve"> </w:t>
       </w:r>
       <w:r>
-        <w:t xml:space="preserve">(Wikipedia contributors 2026a)</w:t>
+        <w:t xml:space="preserve">[2]</w:t>
       </w:r>
       <w:r>
         <w:t xml:space="preserve"> </w:t>
@@ -13293,7 +13293,7 @@
         <w:t xml:space="preserve"> </w:t>
       </w:r>
       <w:r>
-        <w:t xml:space="preserve">(Wikipedia contributors 2026d)</w:t>
+        <w:t xml:space="preserve">[3]</w:t>
       </w:r>
       <w:r>
         <w:t xml:space="preserve"> </w:t>
@@ -13347,7 +13347,7 @@
         <w:t xml:space="preserve"> </w:t>
       </w:r>
       <w:r>
-        <w:t xml:space="preserve">(Banerjee and Roy 2014, Definition 6.3, p. 163)</w:t>
+        <w:t xml:space="preserve">[4], Definition 6.3, p. 163</w:t>
       </w:r>
       <w:r>
         <w:t xml:space="preserve">.</w:t>
@@ -15180,7 +15180,7 @@
         <w:t xml:space="preserve"> </w:t>
       </w:r>
       <w:r>
-        <w:t xml:space="preserve">(Wikipedia contributors 2026c)</w:t>
+        <w:t xml:space="preserve">[5]</w:t>
       </w:r>
       <w:r>
         <w:t xml:space="preserve"> </w:t>
@@ -29959,7 +29959,7 @@
         </w:numPr>
       </w:pPr>
       <w:r>
-        <w:t xml:space="preserve">Wikipedia contributors (2026a)</w:t>
+        <w:t xml:space="preserve">Wikipedia contributors [2]</w:t>
       </w:r>
       <w:r>
         <w:t xml:space="preserve"> </w:t>
@@ -29976,7 +29976,7 @@
         </w:numPr>
       </w:pPr>
       <w:r>
-        <w:t xml:space="preserve">Wikipedia contributors (2026d)</w:t>
+        <w:t xml:space="preserve">Wikipedia contributors [3]</w:t>
       </w:r>
       <w:r>
         <w:t xml:space="preserve"> </w:t>
@@ -29993,7 +29993,7 @@
         </w:numPr>
       </w:pPr>
       <w:r>
-        <w:t xml:space="preserve">Wikipedia contributors (2026c)</w:t>
+        <w:t xml:space="preserve">Wikipedia contributors [5]</w:t>
       </w:r>
       <w:r>
         <w:t xml:space="preserve"> </w:t>
@@ -30010,7 +30010,7 @@
         </w:numPr>
       </w:pPr>
       <w:r>
-        <w:t xml:space="preserve">Wikipedia contributors (2026b)</w:t>
+        <w:t xml:space="preserve">Wikipedia contributors [6]</w:t>
       </w:r>
       <w:r>
         <w:t xml:space="preserve"> </w:t>
@@ -30020,26 +30020,34 @@
       </w:r>
     </w:p>
     <w:bookmarkStart w:id="93" w:name="refs"/>
-    <w:bookmarkStart w:id="82" w:name="ref-banerjee2014linear"/>
+    <w:bookmarkStart w:id="82" w:name="ref-zhou2024orthproj"/>
     <w:p>
       <w:pPr>
         <w:pStyle w:val="Bibliography"/>
       </w:pPr>
       <w:r>
-        <w:t xml:space="preserve">Banerjee, Sudipto, and Anindya Roy. 2014.</w:t>
-      </w:r>
-      <w:r>
-        <w:t xml:space="preserve"> </w:t>
-      </w:r>
-      <w:r>
-        <w:rPr>
-          <w:i/>
-          <w:iCs/>
-        </w:rPr>
-        <w:t xml:space="preserve">Linear Algebra and Matrix Analysis for Statistics</w:t>
-      </w:r>
-      <w:r>
-        <w:t xml:space="preserve">. Vol. 181. Crc Press Boca Raton.</w:t>
+        <w:t xml:space="preserve">[1]</w:t>
+      </w:r>
+      <w:r>
+        <w:t xml:space="preserve"> </w:t>
+      </w:r>
+      <w:r>
+        <w:t xml:space="preserve">	</w:t>
+      </w:r>
+      <w:r>
+        <w:t xml:space="preserve">H. Zhou,</w:t>
+      </w:r>
+      <w:r>
+        <w:t xml:space="preserve"> </w:t>
+      </w:r>
+      <w:r>
+        <w:t xml:space="preserve">“Orthogonal projections.”</w:t>
+      </w:r>
+      <w:r>
+        <w:t xml:space="preserve"> </w:t>
+      </w:r>
+      <w:r>
+        <w:t xml:space="preserve">Lecture notes for Biostat 216, Mathematical Methods for Biostatistics, University of California, Los Angeles, 2024. Accessed: Oct. 05, 2026. [Online]. Available:</w:t>
       </w:r>
       <w:r>
         <w:t xml:space="preserve"> </w:t>
@@ -30049,12 +30057,9 @@
           <w:rPr>
             <w:rStyle w:val="Hyperlink"/>
           </w:rPr>
-          <w:t xml:space="preserve">https://www.routledge.com/Linear-Algebra-and-Matrix-Analysis-for-Statistics/Banerjee-Roy/p/book/9781420095388</w:t>
+          <w:t xml:space="preserve">https://ucla-biostat-216.github.io/2024fall/slides/06-orthproj/06-orthproj.html</w:t>
         </w:r>
       </w:hyperlink>
-      <w:r>
-        <w:t xml:space="preserve">.</w:t>
-      </w:r>
     </w:p>
     <w:bookmarkEnd w:id="82"/>
     <w:bookmarkStart w:id="84" w:name="ref-wikipedia_direct_sum"/>
@@ -30063,55 +30068,43 @@
         <w:pStyle w:val="Bibliography"/>
       </w:pPr>
       <w:r>
-        <w:t xml:space="preserve">Wikipedia contributors. 2026a.</w:t>
-      </w:r>
-      <w:r>
-        <w:t xml:space="preserve"> </w:t>
-      </w:r>
-      <w:r>
-        <w:rPr>
-          <w:i/>
-          <w:iCs/>
-        </w:rPr>
-        <w:t xml:space="preserve">Direct Sum —</w:t>
-      </w:r>
-      <w:r>
-        <w:rPr>
-          <w:i/>
-          <w:iCs/>
-        </w:rPr>
-        <w:t xml:space="preserve"> </w:t>
-      </w:r>
-      <w:r>
-        <w:rPr>
-          <w:i/>
-          <w:iCs/>
-        </w:rPr>
+        <w:t xml:space="preserve">[2]</w:t>
+      </w:r>
+      <w:r>
+        <w:t xml:space="preserve"> </w:t>
+      </w:r>
+      <w:r>
+        <w:t xml:space="preserve">	</w:t>
+      </w:r>
+      <w:r>
+        <w:t xml:space="preserve">Wikipedia contributors,</w:t>
+      </w:r>
+      <w:r>
+        <w:t xml:space="preserve"> </w:t>
+      </w:r>
+      <w:r>
+        <w:t xml:space="preserve">“Direct sum —</w:t>
+      </w:r>
+      <w:r>
+        <w:t xml:space="preserve"> </w:t>
+      </w:r>
+      <w:r>
         <w:t xml:space="preserve">Wikipedia</w:t>
       </w:r>
       <w:r>
-        <w:rPr>
-          <w:i/>
-          <w:iCs/>
-        </w:rPr>
         <w:t xml:space="preserve">,</w:t>
       </w:r>
       <w:r>
-        <w:rPr>
-          <w:i/>
-          <w:iCs/>
-        </w:rPr>
-        <w:t xml:space="preserve"> </w:t>
-      </w:r>
-      <w:r>
-        <w:rPr>
-          <w:i/>
-          <w:iCs/>
-        </w:rPr>
-        <w:t xml:space="preserve">the Free Encyclopedia</w:t>
-      </w:r>
-      <w:r>
-        <w:t xml:space="preserve">.</w:t>
+        <w:t xml:space="preserve"> </w:t>
+      </w:r>
+      <w:r>
+        <w:t xml:space="preserve">the free encyclopedia.”</w:t>
+      </w:r>
+      <w:r>
+        <w:t xml:space="preserve"> </w:t>
+      </w:r>
+      <w:r>
+        <w:t xml:space="preserve">2026. Available:</w:t>
       </w:r>
       <w:r>
         <w:t xml:space="preserve"> </w:t>
@@ -30124,18 +30117,81 @@
           <w:t xml:space="preserve">https://en.wikipedia.org/wiki/Direct_sum</w:t>
         </w:r>
       </w:hyperlink>
-      <w:r>
-        <w:t xml:space="preserve">.</w:t>
-      </w:r>
     </w:p>
     <w:bookmarkEnd w:id="84"/>
-    <w:bookmarkStart w:id="86" w:name="X6db1b3a473bb23b810c62bff97828170c502335"/>
+    <w:bookmarkStart w:id="86" w:name="ref-wikipedia_projection_linear_algebra"/>
     <w:p>
       <w:pPr>
         <w:pStyle w:val="Bibliography"/>
       </w:pPr>
       <w:r>
-        <w:t xml:space="preserve">Wikipedia contributors. 2026b.</w:t>
+        <w:t xml:space="preserve">[3]</w:t>
+      </w:r>
+      <w:r>
+        <w:t xml:space="preserve"> </w:t>
+      </w:r>
+      <w:r>
+        <w:t xml:space="preserve">	</w:t>
+      </w:r>
+      <w:r>
+        <w:t xml:space="preserve">Wikipedia contributors,</w:t>
+      </w:r>
+      <w:r>
+        <w:t xml:space="preserve"> </w:t>
+      </w:r>
+      <w:r>
+        <w:t xml:space="preserve">“Projection (linear algebra) —</w:t>
+      </w:r>
+      <w:r>
+        <w:t xml:space="preserve"> </w:t>
+      </w:r>
+      <w:r>
+        <w:t xml:space="preserve">Wikipedia</w:t>
+      </w:r>
+      <w:r>
+        <w:t xml:space="preserve">,</w:t>
+      </w:r>
+      <w:r>
+        <w:t xml:space="preserve"> </w:t>
+      </w:r>
+      <w:r>
+        <w:t xml:space="preserve">the free encyclopedia.”</w:t>
+      </w:r>
+      <w:r>
+        <w:t xml:space="preserve"> </w:t>
+      </w:r>
+      <w:r>
+        <w:t xml:space="preserve">2026. Available:</w:t>
+      </w:r>
+      <w:r>
+        <w:t xml:space="preserve"> </w:t>
+      </w:r>
+      <w:hyperlink r:id="rId85">
+        <w:r>
+          <w:rPr>
+            <w:rStyle w:val="Hyperlink"/>
+          </w:rPr>
+          <w:t xml:space="preserve">https://en.wikipedia.org/wiki/Projection_(linear_algebra)</w:t>
+        </w:r>
+      </w:hyperlink>
+    </w:p>
+    <w:bookmarkEnd w:id="86"/>
+    <w:bookmarkStart w:id="88" w:name="ref-banerjee2014linear"/>
+    <w:p>
+      <w:pPr>
+        <w:pStyle w:val="Bibliography"/>
+      </w:pPr>
+      <w:r>
+        <w:t xml:space="preserve">[4]</w:t>
+      </w:r>
+      <w:r>
+        <w:t xml:space="preserve"> </w:t>
+      </w:r>
+      <w:r>
+        <w:t xml:space="preserve">	</w:t>
+      </w:r>
+      <w:r>
+        <w:t xml:space="preserve">S. Banerjee and A. Roy,</w:t>
       </w:r>
       <w:r>
         <w:t xml:space="preserve"> </w:t>
@@ -30145,50 +30201,129 @@
           <w:i/>
           <w:iCs/>
         </w:rPr>
-        <w:t xml:space="preserve">Fundamental Theorem of Linear Algebra —</w:t>
-      </w:r>
-      <w:r>
-        <w:rPr>
-          <w:i/>
-          <w:iCs/>
-        </w:rPr>
-        <w:t xml:space="preserve"> </w:t>
-      </w:r>
-      <w:r>
-        <w:rPr>
-          <w:i/>
-          <w:iCs/>
-        </w:rPr>
+        <w:t xml:space="preserve">Linear algebra and matrix analysis for statistics</w:t>
+      </w:r>
+      <w:r>
+        <w:t xml:space="preserve">, vol. 181. Crc Press Boca Raton, 2014. Available:</w:t>
+      </w:r>
+      <w:r>
+        <w:t xml:space="preserve"> </w:t>
+      </w:r>
+      <w:hyperlink r:id="rId87">
+        <w:r>
+          <w:rPr>
+            <w:rStyle w:val="Hyperlink"/>
+          </w:rPr>
+          <w:t xml:space="preserve">https://www.routledge.com/Linear-Algebra-and-Matrix-Analysis-for-Statistics/Banerjee-Roy/p/book/9781420095388</w:t>
+        </w:r>
+      </w:hyperlink>
+    </w:p>
+    <w:bookmarkEnd w:id="88"/>
+    <w:bookmarkStart w:id="90" w:name="ref-wikipedia_orthogonal_complement"/>
+    <w:p>
+      <w:pPr>
+        <w:pStyle w:val="Bibliography"/>
+      </w:pPr>
+      <w:r>
+        <w:t xml:space="preserve">[5]</w:t>
+      </w:r>
+      <w:r>
+        <w:t xml:space="preserve"> </w:t>
+      </w:r>
+      <w:r>
+        <w:t xml:space="preserve">	</w:t>
+      </w:r>
+      <w:r>
+        <w:t xml:space="preserve">Wikipedia contributors,</w:t>
+      </w:r>
+      <w:r>
+        <w:t xml:space="preserve"> </w:t>
+      </w:r>
+      <w:r>
+        <w:t xml:space="preserve">“Orthogonal complement —</w:t>
+      </w:r>
+      <w:r>
+        <w:t xml:space="preserve"> </w:t>
+      </w:r>
+      <w:r>
         <w:t xml:space="preserve">Wikipedia</w:t>
       </w:r>
       <w:r>
-        <w:rPr>
-          <w:i/>
-          <w:iCs/>
-        </w:rPr>
         <w:t xml:space="preserve">,</w:t>
       </w:r>
       <w:r>
-        <w:rPr>
-          <w:i/>
-          <w:iCs/>
-        </w:rPr>
-        <w:t xml:space="preserve"> </w:t>
-      </w:r>
-      <w:r>
-        <w:rPr>
-          <w:i/>
-          <w:iCs/>
-        </w:rPr>
-        <w:t xml:space="preserve">the Free Encyclopedia</w:t>
-      </w:r>
-      <w:r>
-        <w:t xml:space="preserve">.</w:t>
-      </w:r>
-      <w:r>
-        <w:t xml:space="preserve"> </w:t>
-      </w:r>
-      <w:hyperlink r:id="rId85">
+        <w:t xml:space="preserve"> </w:t>
+      </w:r>
+      <w:r>
+        <w:t xml:space="preserve">the free encyclopedia.”</w:t>
+      </w:r>
+      <w:r>
+        <w:t xml:space="preserve"> </w:t>
+      </w:r>
+      <w:r>
+        <w:t xml:space="preserve">2026. Available:</w:t>
+      </w:r>
+      <w:r>
+        <w:t xml:space="preserve"> </w:t>
+      </w:r>
+      <w:hyperlink r:id="rId89">
+        <w:r>
+          <w:rPr>
+            <w:rStyle w:val="Hyperlink"/>
+          </w:rPr>
+          <w:t xml:space="preserve">https://en.wikipedia.org/wiki/Orthogonal_complement</w:t>
+        </w:r>
+      </w:hyperlink>
+    </w:p>
+    <w:bookmarkEnd w:id="90"/>
+    <w:bookmarkStart w:id="92" w:name="X6db1b3a473bb23b810c62bff97828170c502335"/>
+    <w:p>
+      <w:pPr>
+        <w:pStyle w:val="Bibliography"/>
+      </w:pPr>
+      <w:r>
+        <w:t xml:space="preserve">[6]</w:t>
+      </w:r>
+      <w:r>
+        <w:t xml:space="preserve"> </w:t>
+      </w:r>
+      <w:r>
+        <w:t xml:space="preserve">	</w:t>
+      </w:r>
+      <w:r>
+        <w:t xml:space="preserve">Wikipedia contributors,</w:t>
+      </w:r>
+      <w:r>
+        <w:t xml:space="preserve"> </w:t>
+      </w:r>
+      <w:r>
+        <w:t xml:space="preserve">“Fundamental theorem of linear algebra —</w:t>
+      </w:r>
+      <w:r>
+        <w:t xml:space="preserve"> </w:t>
+      </w:r>
+      <w:r>
+        <w:t xml:space="preserve">Wikipedia</w:t>
+      </w:r>
+      <w:r>
+        <w:t xml:space="preserve">,</w:t>
+      </w:r>
+      <w:r>
+        <w:t xml:space="preserve"> </w:t>
+      </w:r>
+      <w:r>
+        <w:t xml:space="preserve">the free encyclopedia.”</w:t>
+      </w:r>
+      <w:r>
+        <w:t xml:space="preserve"> </w:t>
+      </w:r>
+      <w:r>
+        <w:t xml:space="preserve">2026. Available:</w:t>
+      </w:r>
+      <w:r>
+        <w:t xml:space="preserve"> </w:t>
+      </w:r>
+      <w:hyperlink r:id="rId91">
         <w:r>
           <w:rPr>
             <w:rStyle w:val="Hyperlink"/>
@@ -30196,190 +30331,6 @@
           <w:t xml:space="preserve">https://en.wikipedia.org/wiki/Fundamental_theorem_of_linear_algebra</w:t>
         </w:r>
       </w:hyperlink>
-      <w:r>
-        <w:t xml:space="preserve">.</w:t>
-      </w:r>
-    </w:p>
-    <w:bookmarkEnd w:id="86"/>
-    <w:bookmarkStart w:id="88" w:name="ref-wikipedia_orthogonal_complement"/>
-    <w:p>
-      <w:pPr>
-        <w:pStyle w:val="Bibliography"/>
-      </w:pPr>
-      <w:r>
-        <w:t xml:space="preserve">Wikipedia contributors. 2026c.</w:t>
-      </w:r>
-      <w:r>
-        <w:t xml:space="preserve"> </w:t>
-      </w:r>
-      <w:r>
-        <w:rPr>
-          <w:i/>
-          <w:iCs/>
-        </w:rPr>
-        <w:t xml:space="preserve">Orthogonal Complement —</w:t>
-      </w:r>
-      <w:r>
-        <w:rPr>
-          <w:i/>
-          <w:iCs/>
-        </w:rPr>
-        <w:t xml:space="preserve"> </w:t>
-      </w:r>
-      <w:r>
-        <w:rPr>
-          <w:i/>
-          <w:iCs/>
-        </w:rPr>
-        <w:t xml:space="preserve">Wikipedia</w:t>
-      </w:r>
-      <w:r>
-        <w:rPr>
-          <w:i/>
-          <w:iCs/>
-        </w:rPr>
-        <w:t xml:space="preserve">,</w:t>
-      </w:r>
-      <w:r>
-        <w:rPr>
-          <w:i/>
-          <w:iCs/>
-        </w:rPr>
-        <w:t xml:space="preserve"> </w:t>
-      </w:r>
-      <w:r>
-        <w:rPr>
-          <w:i/>
-          <w:iCs/>
-        </w:rPr>
-        <w:t xml:space="preserve">the Free Encyclopedia</w:t>
-      </w:r>
-      <w:r>
-        <w:t xml:space="preserve">.</w:t>
-      </w:r>
-      <w:r>
-        <w:t xml:space="preserve"> </w:t>
-      </w:r>
-      <w:hyperlink r:id="rId87">
-        <w:r>
-          <w:rPr>
-            <w:rStyle w:val="Hyperlink"/>
-          </w:rPr>
-          <w:t xml:space="preserve">https://en.wikipedia.org/wiki/Orthogonal_complement</w:t>
-        </w:r>
-      </w:hyperlink>
-      <w:r>
-        <w:t xml:space="preserve">.</w:t>
-      </w:r>
-    </w:p>
-    <w:bookmarkEnd w:id="88"/>
-    <w:bookmarkStart w:id="90" w:name="ref-wikipedia_projection_linear_algebra"/>
-    <w:p>
-      <w:pPr>
-        <w:pStyle w:val="Bibliography"/>
-      </w:pPr>
-      <w:r>
-        <w:t xml:space="preserve">Wikipedia contributors. 2026d.</w:t>
-      </w:r>
-      <w:r>
-        <w:t xml:space="preserve"> </w:t>
-      </w:r>
-      <w:r>
-        <w:rPr>
-          <w:i/>
-          <w:iCs/>
-        </w:rPr>
-        <w:t xml:space="preserve">Projection (Linear Algebra) —</w:t>
-      </w:r>
-      <w:r>
-        <w:rPr>
-          <w:i/>
-          <w:iCs/>
-        </w:rPr>
-        <w:t xml:space="preserve"> </w:t>
-      </w:r>
-      <w:r>
-        <w:rPr>
-          <w:i/>
-          <w:iCs/>
-        </w:rPr>
-        <w:t xml:space="preserve">Wikipedia</w:t>
-      </w:r>
-      <w:r>
-        <w:rPr>
-          <w:i/>
-          <w:iCs/>
-        </w:rPr>
-        <w:t xml:space="preserve">,</w:t>
-      </w:r>
-      <w:r>
-        <w:rPr>
-          <w:i/>
-          <w:iCs/>
-        </w:rPr>
-        <w:t xml:space="preserve"> </w:t>
-      </w:r>
-      <w:r>
-        <w:rPr>
-          <w:i/>
-          <w:iCs/>
-        </w:rPr>
-        <w:t xml:space="preserve">the Free Encyclopedia</w:t>
-      </w:r>
-      <w:r>
-        <w:t xml:space="preserve">.</w:t>
-      </w:r>
-      <w:r>
-        <w:t xml:space="preserve"> </w:t>
-      </w:r>
-      <w:hyperlink r:id="rId89">
-        <w:r>
-          <w:rPr>
-            <w:rStyle w:val="Hyperlink"/>
-          </w:rPr>
-          <w:t xml:space="preserve">https://en.wikipedia.org/wiki/Projection_(linear_algebra)</w:t>
-        </w:r>
-      </w:hyperlink>
-      <w:r>
-        <w:t xml:space="preserve">.</w:t>
-      </w:r>
-    </w:p>
-    <w:bookmarkEnd w:id="90"/>
-    <w:bookmarkStart w:id="92" w:name="ref-zhou2024orthproj"/>
-    <w:p>
-      <w:pPr>
-        <w:pStyle w:val="Bibliography"/>
-      </w:pPr>
-      <w:r>
-        <w:t xml:space="preserve">Zhou, Hua. 2024.</w:t>
-      </w:r>
-      <w:r>
-        <w:t xml:space="preserve"> </w:t>
-      </w:r>
-      <w:r>
-        <w:rPr>
-          <w:i/>
-          <w:iCs/>
-        </w:rPr>
-        <w:t xml:space="preserve">Orthogonal Projections</w:t>
-      </w:r>
-      <w:r>
-        <w:t xml:space="preserve">. Lecture notes for Biostat 216, Mathematical Methods for Biostatistics, University of California, Los Angeles.</w:t>
-      </w:r>
-      <w:r>
-        <w:t xml:space="preserve"> </w:t>
-      </w:r>
-      <w:hyperlink r:id="rId91">
-        <w:r>
-          <w:rPr>
-            <w:rStyle w:val="Hyperlink"/>
-          </w:rPr>
-          <w:t xml:space="preserve">https://ucla-biostat-216.github.io/2024fall/slides/06-orthproj/06-orthproj.html</w:t>
-        </w:r>
-      </w:hyperlink>
-      <w:r>
-        <w:t xml:space="preserve">.</w:t>
-      </w:r>
     </w:p>
     <w:bookmarkEnd w:id="92"/>
     <w:bookmarkEnd w:id="93"/>

--- a/linear-algebra-direct-sums.docx
+++ b/linear-algebra-direct-sums.docx
@@ -15,7 +15,7 @@
         <w:pStyle w:val="Date"/>
       </w:pPr>
       <w:r>
-        <w:t xml:space="preserve">Last modified: 2026-10-18 11:27:44 (PDT)</w:t>
+        <w:t xml:space="preserve">Last modified: 2026-10-18 13:21:32 (PDT)</w:t>
       </w:r>
     </w:p>
     <w:bookmarkStart w:id="47" w:name="sec-direct-sums"/>
@@ -24795,7 +24795,7 @@
     </w:p>
     <w:bookmarkEnd w:id="71"/>
     <w:bookmarkEnd w:id="72"/>
-    <w:bookmarkStart w:id="80" w:name="sec-fundamental-theorem"/>
+    <w:bookmarkStart w:id="93" w:name="sec-fundamental-theorem"/>
     <w:p>
       <w:pPr>
         <w:pStyle w:val="Heading2"/>
@@ -24901,7 +24901,13 @@
         </m:r>
       </m:oMath>
       <w:r>
-        <w:t xml:space="preserve">. Then</w:t>
+        <w:t xml:space="preserve">.</w:t>
+      </w:r>
+      <w:r>
+        <w:t xml:space="preserve"> </w:t>
+      </w:r>
+      <w:r>
+        <w:t xml:space="preserve">Then</w:t>
       </w:r>
     </w:p>
     <w:p>
@@ -29940,87 +29946,26 @@
         <w:t xml:space="preserve">.</w:t>
       </w:r>
     </w:p>
-    <w:bookmarkEnd w:id="79"/>
-    <w:bookmarkEnd w:id="80"/>
-    <w:bookmarkStart w:id="94" w:name="further-reading"/>
     <w:p>
       <w:pPr>
-        <w:pStyle w:val="Heading2"/>
+        <w:pStyle w:val="BodyText"/>
       </w:pPr>
       <w:r>
-        <w:t xml:space="preserve">Further reading</w:t>
+        <w:t xml:space="preserve">These four statements are the fundamental theorem of linear algebra</w:t>
+      </w:r>
+      <w:r>
+        <w:t xml:space="preserve"> </w:t>
+      </w:r>
+      <w:r>
+        <w:t xml:space="preserve">[6]</w:t>
+      </w:r>
+      <w:r>
+        <w:t xml:space="preserve">.</w:t>
       </w:r>
     </w:p>
-    <w:p>
-      <w:pPr>
-        <w:numPr>
-          <w:ilvl w:val="0"/>
-          <w:numId w:val="1013"/>
-        </w:numPr>
-      </w:pPr>
-      <w:r>
-        <w:t xml:space="preserve">Wikipedia contributors [2]</w:t>
-      </w:r>
-      <w:r>
-        <w:t xml:space="preserve"> </w:t>
-      </w:r>
-      <w:r>
-        <w:t xml:space="preserve">— direct sums of vector spaces and modules</w:t>
-      </w:r>
-    </w:p>
-    <w:p>
-      <w:pPr>
-        <w:numPr>
-          <w:ilvl w:val="0"/>
-          <w:numId w:val="1013"/>
-        </w:numPr>
-      </w:pPr>
-      <w:r>
-        <w:t xml:space="preserve">Wikipedia contributors [3]</w:t>
-      </w:r>
-      <w:r>
-        <w:t xml:space="preserve"> </w:t>
-      </w:r>
-      <w:r>
-        <w:t xml:space="preserve">— projections, with their matrices and properties</w:t>
-      </w:r>
-    </w:p>
-    <w:p>
-      <w:pPr>
-        <w:numPr>
-          <w:ilvl w:val="0"/>
-          <w:numId w:val="1013"/>
-        </w:numPr>
-      </w:pPr>
-      <w:r>
-        <w:t xml:space="preserve">Wikipedia contributors [5]</w:t>
-      </w:r>
-      <w:r>
-        <w:t xml:space="preserve"> </w:t>
-      </w:r>
-      <w:r>
-        <w:t xml:space="preserve">— orthogonal complements and their properties</w:t>
-      </w:r>
-    </w:p>
-    <w:p>
-      <w:pPr>
-        <w:numPr>
-          <w:ilvl w:val="0"/>
-          <w:numId w:val="1013"/>
-        </w:numPr>
-      </w:pPr>
-      <w:r>
-        <w:t xml:space="preserve">Wikipedia contributors [6]</w:t>
-      </w:r>
-      <w:r>
-        <w:t xml:space="preserve"> </w:t>
-      </w:r>
-      <w:r>
-        <w:t xml:space="preserve">— the four fundamental subspaces</w:t>
-      </w:r>
-    </w:p>
-    <w:bookmarkStart w:id="93" w:name="refs"/>
-    <w:bookmarkStart w:id="82" w:name="ref-zhou2024orthproj"/>
+    <w:bookmarkEnd w:id="79"/>
+    <w:bookmarkStart w:id="92" w:name="refs"/>
+    <w:bookmarkStart w:id="81" w:name="ref-zhou2024orthproj"/>
     <w:p>
       <w:pPr>
         <w:pStyle w:val="Bibliography"/>
@@ -30052,7 +29997,7 @@
       <w:r>
         <w:t xml:space="preserve"> </w:t>
       </w:r>
-      <w:hyperlink r:id="rId81">
+      <w:hyperlink r:id="rId80">
         <w:r>
           <w:rPr>
             <w:rStyle w:val="Hyperlink"/>
@@ -30061,8 +30006,8 @@
         </w:r>
       </w:hyperlink>
     </w:p>
-    <w:bookmarkEnd w:id="82"/>
-    <w:bookmarkStart w:id="84" w:name="ref-wikipedia_direct_sum"/>
+    <w:bookmarkEnd w:id="81"/>
+    <w:bookmarkStart w:id="83" w:name="ref-wikipedia_direct_sum"/>
     <w:p>
       <w:pPr>
         <w:pStyle w:val="Bibliography"/>
@@ -30109,7 +30054,7 @@
       <w:r>
         <w:t xml:space="preserve"> </w:t>
       </w:r>
-      <w:hyperlink r:id="rId83">
+      <w:hyperlink r:id="rId82">
         <w:r>
           <w:rPr>
             <w:rStyle w:val="Hyperlink"/>
@@ -30118,8 +30063,8 @@
         </w:r>
       </w:hyperlink>
     </w:p>
-    <w:bookmarkEnd w:id="84"/>
-    <w:bookmarkStart w:id="86" w:name="ref-wikipedia_projection_linear_algebra"/>
+    <w:bookmarkEnd w:id="83"/>
+    <w:bookmarkStart w:id="85" w:name="ref-wikipedia_projection_linear_algebra"/>
     <w:p>
       <w:pPr>
         <w:pStyle w:val="Bibliography"/>
@@ -30166,7 +30111,7 @@
       <w:r>
         <w:t xml:space="preserve"> </w:t>
       </w:r>
-      <w:hyperlink r:id="rId85">
+      <w:hyperlink r:id="rId84">
         <w:r>
           <w:rPr>
             <w:rStyle w:val="Hyperlink"/>
@@ -30175,8 +30120,8 @@
         </w:r>
       </w:hyperlink>
     </w:p>
-    <w:bookmarkEnd w:id="86"/>
-    <w:bookmarkStart w:id="88" w:name="ref-banerjee2014linear"/>
+    <w:bookmarkEnd w:id="85"/>
+    <w:bookmarkStart w:id="87" w:name="ref-banerjee2014linear"/>
     <w:p>
       <w:pPr>
         <w:pStyle w:val="Bibliography"/>
@@ -30209,7 +30154,7 @@
       <w:r>
         <w:t xml:space="preserve"> </w:t>
       </w:r>
-      <w:hyperlink r:id="rId87">
+      <w:hyperlink r:id="rId86">
         <w:r>
           <w:rPr>
             <w:rStyle w:val="Hyperlink"/>
@@ -30218,8 +30163,8 @@
         </w:r>
       </w:hyperlink>
     </w:p>
-    <w:bookmarkEnd w:id="88"/>
-    <w:bookmarkStart w:id="90" w:name="ref-wikipedia_orthogonal_complement"/>
+    <w:bookmarkEnd w:id="87"/>
+    <w:bookmarkStart w:id="89" w:name="ref-wikipedia_orthogonal_complement"/>
     <w:p>
       <w:pPr>
         <w:pStyle w:val="Bibliography"/>
@@ -30266,7 +30211,7 @@
       <w:r>
         <w:t xml:space="preserve"> </w:t>
       </w:r>
-      <w:hyperlink r:id="rId89">
+      <w:hyperlink r:id="rId88">
         <w:r>
           <w:rPr>
             <w:rStyle w:val="Hyperlink"/>
@@ -30275,8 +30220,8 @@
         </w:r>
       </w:hyperlink>
     </w:p>
-    <w:bookmarkEnd w:id="90"/>
-    <w:bookmarkStart w:id="92" w:name="X6db1b3a473bb23b810c62bff97828170c502335"/>
+    <w:bookmarkEnd w:id="89"/>
+    <w:bookmarkStart w:id="91" w:name="X6db1b3a473bb23b810c62bff97828170c502335"/>
     <w:p>
       <w:pPr>
         <w:pStyle w:val="Bibliography"/>
@@ -30323,7 +30268,7 @@
       <w:r>
         <w:t xml:space="preserve"> </w:t>
       </w:r>
-      <w:hyperlink r:id="rId91">
+      <w:hyperlink r:id="rId90">
         <w:r>
           <w:rPr>
             <w:rStyle w:val="Hyperlink"/>
@@ -30332,9 +30277,9 @@
         </w:r>
       </w:hyperlink>
     </w:p>
+    <w:bookmarkEnd w:id="91"/>
     <w:bookmarkEnd w:id="92"/>
     <w:bookmarkEnd w:id="93"/>
-    <w:bookmarkEnd w:id="94"/>
     <w:sectPr>
       <w:footnotePr>
         <w:numRestart w:val="eachSect"/>
@@ -30864,9 +30809,6 @@
     <w:lvlOverride w:ilvl="8">
       <w:startOverride w:val="1"/>
     </w:lvlOverride>
-  </w:num>
-  <w:num w:numId="1013">
-    <w:abstractNumId w:val="991"/>
   </w:num>
 </w:numbering>
 </file>

--- a/linear-algebra-direct-sums.docx
+++ b/linear-algebra-direct-sums.docx
@@ -15,7 +15,7 @@
         <w:pStyle w:val="Date"/>
       </w:pPr>
       <w:r>
-        <w:t xml:space="preserve">Last modified: 2026-10-18 13:21:32 (PDT)</w:t>
+        <w:t xml:space="preserve">Last modified: 2026-10-18 16:43:42 (PDT)</w:t>
       </w:r>
     </w:p>
     <w:bookmarkStart w:id="47" w:name="sec-direct-sums"/>

--- a/linear-algebra-direct-sums.docx
+++ b/linear-algebra-direct-sums.docx
@@ -15,7 +15,7 @@
         <w:pStyle w:val="Date"/>
       </w:pPr>
       <w:r>
-        <w:t xml:space="preserve">Last modified: 2026-10-18 16:43:42 (PDT)</w:t>
+        <w:t xml:space="preserve">Last modified: 2026-10-19 00:47:50 (PDT)</w:t>
       </w:r>
     </w:p>
     <w:bookmarkStart w:id="47" w:name="sec-direct-sums"/>

--- a/linear-algebra-direct-sums.docx
+++ b/linear-algebra-direct-sums.docx
@@ -15,7 +15,7 @@
         <w:pStyle w:val="Date"/>
       </w:pPr>
       <w:r>
-        <w:t xml:space="preserve">Last modified: 2026-10-19 00:47:50 (PDT)</w:t>
+        <w:t xml:space="preserve">Last modified: 2026-10-19 02:15:55 (PDT)</w:t>
       </w:r>
     </w:p>
     <w:bookmarkStart w:id="47" w:name="sec-direct-sums"/>

--- a/linear-algebra-direct-sums.docx
+++ b/linear-algebra-direct-sums.docx
@@ -15,7 +15,7 @@
         <w:pStyle w:val="Date"/>
       </w:pPr>
       <w:r>
-        <w:t xml:space="preserve">Last modified: 2026-10-19 02:15:55 (PDT)</w:t>
+        <w:t xml:space="preserve">Last modified: 2026-10-19 03:23:43 (PDT)</w:t>
       </w:r>
     </w:p>
     <w:bookmarkStart w:id="47" w:name="sec-direct-sums"/>

--- a/linear-algebra-direct-sums.docx
+++ b/linear-algebra-direct-sums.docx
@@ -15,7 +15,7 @@
         <w:pStyle w:val="Date"/>
       </w:pPr>
       <w:r>
-        <w:t xml:space="preserve">Last modified: 2026-10-19 03:23:43 (PDT)</w:t>
+        <w:t xml:space="preserve">Last modified: 2026-10-19 04:41:29 (PDT)</w:t>
       </w:r>
     </w:p>
     <w:bookmarkStart w:id="47" w:name="sec-direct-sums"/>

--- a/linear-algebra-direct-sums.docx
+++ b/linear-algebra-direct-sums.docx
@@ -15,7 +15,7 @@
         <w:pStyle w:val="Date"/>
       </w:pPr>
       <w:r>
-        <w:t xml:space="preserve">Last modified: 2026-10-19 04:41:29 (PDT)</w:t>
+        <w:t xml:space="preserve">Last modified: 2026-10-19 05:58:02 (PDT)</w:t>
       </w:r>
     </w:p>
     <w:bookmarkStart w:id="47" w:name="sec-direct-sums"/>

--- a/linear-algebra-direct-sums.docx
+++ b/linear-algebra-direct-sums.docx
@@ -15,7 +15,7 @@
         <w:pStyle w:val="Date"/>
       </w:pPr>
       <w:r>
-        <w:t xml:space="preserve">Last modified: 2026-10-19 05:58:02 (PDT)</w:t>
+        <w:t xml:space="preserve">Last modified: 2026-10-19 09:38:56 (PDT)</w:t>
       </w:r>
     </w:p>
     <w:bookmarkStart w:id="47" w:name="sec-direct-sums"/>

--- a/linear-algebra-direct-sums.docx
+++ b/linear-algebra-direct-sums.docx
@@ -15,7 +15,7 @@
         <w:pStyle w:val="Date"/>
       </w:pPr>
       <w:r>
-        <w:t xml:space="preserve">Last modified: 2026-10-19 09:38:56 (PDT)</w:t>
+        <w:t xml:space="preserve">Last modified: 2026-10-19 11:02:25 (PDT)</w:t>
       </w:r>
     </w:p>
     <w:bookmarkStart w:id="47" w:name="sec-direct-sums"/>

--- a/linear-algebra-direct-sums.docx
+++ b/linear-algebra-direct-sums.docx
@@ -15,7 +15,7 @@
         <w:pStyle w:val="Date"/>
       </w:pPr>
       <w:r>
-        <w:t xml:space="preserve">Last modified: 2026-10-19 11:02:25 (PDT)</w:t>
+        <w:t xml:space="preserve">Last modified: 2026-10-19 12:33:15 (PDT)</w:t>
       </w:r>
     </w:p>
     <w:bookmarkStart w:id="47" w:name="sec-direct-sums"/>

--- a/linear-algebra-direct-sums.docx
+++ b/linear-algebra-direct-sums.docx
@@ -15,7 +15,7 @@
         <w:pStyle w:val="Date"/>
       </w:pPr>
       <w:r>
-        <w:t xml:space="preserve">Last modified: 2026-10-19 12:33:15 (PDT)</w:t>
+        <w:t xml:space="preserve">Last modified: 2026-10-19 23:31:34 (PDT)</w:t>
       </w:r>
     </w:p>
     <w:bookmarkStart w:id="47" w:name="sec-direct-sums"/>

--- a/linear-algebra-direct-sums.docx
+++ b/linear-algebra-direct-sums.docx
@@ -15,7 +15,7 @@
         <w:pStyle w:val="Date"/>
       </w:pPr>
       <w:r>
-        <w:t xml:space="preserve">Last modified: 2026-10-19 23:31:34 (PDT)</w:t>
+        <w:t xml:space="preserve">Last modified: 2026-10-20 00:42:48 (PDT)</w:t>
       </w:r>
     </w:p>
     <w:bookmarkStart w:id="47" w:name="sec-direct-sums"/>
@@ -251,11 +251,86 @@
                 <w:rPr>
                   <w:rStyle w:val="Hyperlink"/>
                 </w:rPr>
-                <w:t xml:space="preserve">Theorem 8 in Column Space, Null Space and Rank-Nullity</w:t>
+                <w:t xml:space="preserve">Theorem 7 in Column Space, Null Space and Rank-Nullity</w:t>
               </w:r>
             </w:hyperlink>
             <w:r>
               <w:t xml:space="preserve">) instead.</w:t>
+            </w:r>
+            <w:r>
+              <w:t xml:space="preserve"> </w:t>
+            </w:r>
+            <w:r>
+              <w:t xml:space="preserve">The source defines the orthogonal complement inside an ambient vector space</w:t>
+            </w:r>
+            <w:r>
+              <w:t xml:space="preserve"> </w:t>
+            </w:r>
+            <m:oMath>
+              <m:r>
+                <m:t>V</m:t>
+              </m:r>
+              <m:r>
+                <m:rPr>
+                  <m:sty m:val="p"/>
+                </m:rPr>
+                <m:t>⊆</m:t>
+              </m:r>
+              <m:sSup>
+                <m:e>
+                  <m:r>
+                    <m:rPr>
+                      <m:scr m:val="double-struck"/>
+                      <m:sty m:val="p"/>
+                    </m:rPr>
+                    <m:t>R</m:t>
+                  </m:r>
+                </m:e>
+                <m:sup>
+                  <m:r>
+                    <m:t>m</m:t>
+                  </m:r>
+                </m:sup>
+              </m:sSup>
+            </m:oMath>
+            <w:r>
+              <w:t xml:space="preserve">;</w:t>
+            </w:r>
+            <w:r>
+              <w:t xml:space="preserve"> </w:t>
+            </w:r>
+            <w:r>
+              <w:t xml:space="preserve">here the ambient space is always</w:t>
+            </w:r>
+            <w:r>
+              <w:t xml:space="preserve"> </w:t>
+            </w:r>
+            <m:oMath>
+              <m:sSup>
+                <m:e>
+                  <m:r>
+                    <m:rPr>
+                      <m:scr m:val="double-struck"/>
+                      <m:sty m:val="p"/>
+                    </m:rPr>
+                    <m:t>R</m:t>
+                  </m:r>
+                </m:e>
+                <m:sup>
+                  <m:r>
+                    <m:t>p</m:t>
+                  </m:r>
+                </m:sup>
+              </m:sSup>
+            </m:oMath>
+            <w:r>
+              <w:t xml:space="preserve">,</w:t>
+            </w:r>
+            <w:r>
+              <w:t xml:space="preserve"> </w:t>
+            </w:r>
+            <w:r>
+              <w:t xml:space="preserve">which is all that the fundamental theorem and the projections need.</w:t>
             </w:r>
           </w:p>
           <w:p/>
@@ -8532,7 +8607,7 @@
                   <m:nor/>
                   <m:sty m:val="p"/>
                 </m:rPr>
-                <m:t>Theorem 7 in Column Space, Null Space and Rank-Nullity</m:t>
+                <m:t>Theorem 6 in Column Space, Null Space and Rank-Nullity</m:t>
               </m:r>
               <m:r>
                 <m:rPr>
@@ -8884,7 +8959,7 @@
                   <m:nor/>
                   <m:sty m:val="p"/>
                 </m:rPr>
-                <m:t>Theorem 7 in Column Space, Null Space and Rank-Nullity</m:t>
+                <m:t>Theorem 6 in Column Space, Null Space and Rank-Nullity</m:t>
               </m:r>
               <m:r>
                 <m:rPr>
@@ -9309,7 +9384,7 @@
           <w:rPr>
             <w:rStyle w:val="Hyperlink"/>
           </w:rPr>
-          <w:t xml:space="preserve">Example 13 in Column Space, Null Space and Rank-Nullity</w:t>
+          <w:t xml:space="preserve">Example 12 in Column Space, Null Space and Rank-Nullity</w:t>
         </w:r>
       </w:hyperlink>
       <w:r>
@@ -20441,7 +20516,7 @@
                   <m:nor/>
                   <m:sty m:val="p"/>
                 </m:rPr>
-                <m:t>Theorem 8 in Column Space, Null Space and Rank-Nullity</m:t>
+                <m:t>Theorem 7 in Column Space, Null Space and Rank-Nullity</m:t>
               </m:r>
               <m:r>
                 <m:rPr>
@@ -20547,7 +20622,7 @@
                   <m:nor/>
                   <m:sty m:val="p"/>
                 </m:rPr>
-                <m:t>Theorem 10 in Column Space, Null Space and Rank-Nullity</m:t>
+                <m:t>Theorem 9 in Column Space, Null Space and Rank-Nullity</m:t>
               </m:r>
               <m:r>
                 <m:rPr>
@@ -20641,7 +20716,7 @@
                   <m:nor/>
                   <m:sty m:val="p"/>
                 </m:rPr>
-                <m:t>Theorem 7 in Column Space, Null Space and Rank-Nullity</m:t>
+                <m:t>Theorem 6 in Column Space, Null Space and Rank-Nullity</m:t>
               </m:r>
               <m:r>
                 <m:rPr>
@@ -26720,7 +26795,7 @@
           <w:rPr>
             <w:rStyle w:val="Hyperlink"/>
           </w:rPr>
-          <w:t xml:space="preserve">Theorem 7 in Column Space, Null Space and Rank-Nullity</w:t>
+          <w:t xml:space="preserve">Theorem 6 in Column Space, Null Space and Rank-Nullity</w:t>
         </w:r>
       </w:hyperlink>
       <w:r>
@@ -26846,7 +26921,7 @@
           <w:rPr>
             <w:rStyle w:val="Hyperlink"/>
           </w:rPr>
-          <w:t xml:space="preserve">Theorem 7 in Column Space, Null Space and Rank-Nullity</w:t>
+          <w:t xml:space="preserve">Theorem 6 in Column Space, Null Space and Rank-Nullity</w:t>
         </w:r>
       </w:hyperlink>
       <w:r>
@@ -26880,7 +26955,7 @@
           <w:rPr>
             <w:rStyle w:val="Hyperlink"/>
           </w:rPr>
-          <w:t xml:space="preserve">Theorem 10 in Column Space, Null Space and Rank-Nullity</w:t>
+          <w:t xml:space="preserve">Theorem 9 in Column Space, Null Space and Rank-Nullity</w:t>
         </w:r>
       </w:hyperlink>
       <w:r>
@@ -27018,7 +27093,7 @@
           <w:rPr>
             <w:rStyle w:val="Hyperlink"/>
           </w:rPr>
-          <w:t xml:space="preserve">Theorem 8 in Column Space, Null Space and Rank-Nullity</w:t>
+          <w:t xml:space="preserve">Theorem 7 in Column Space, Null Space and Rank-Nullity</w:t>
         </w:r>
       </w:hyperlink>
       <w:r>
@@ -27317,7 +27392,7 @@
           <w:rPr>
             <w:rStyle w:val="Hyperlink"/>
           </w:rPr>
-          <w:t xml:space="preserve">Example 11 in Column Space, Null Space and Rank-Nullity</w:t>
+          <w:t xml:space="preserve">Example 10 in Column Space, Null Space and Rank-Nullity</w:t>
         </w:r>
       </w:hyperlink>
       <w:r>
@@ -27702,7 +27777,7 @@
           <w:rPr>
             <w:rStyle w:val="Hyperlink"/>
           </w:rPr>
-          <w:t xml:space="preserve">Example 12 in Column Space, Null Space and Rank-Nullity</w:t>
+          <w:t xml:space="preserve">Example 11 in Column Space, Null Space and Rank-Nullity</w:t>
         </w:r>
       </w:hyperlink>
       <w:r>

--- a/linear-algebra-direct-sums.docx
+++ b/linear-algebra-direct-sums.docx
@@ -15,7 +15,7 @@
         <w:pStyle w:val="Date"/>
       </w:pPr>
       <w:r>
-        <w:t xml:space="preserve">Last modified: 2026-10-20 00:42:48 (PDT)</w:t>
+        <w:t xml:space="preserve">Last modified: 2026-10-21 13:11:08 (PDT)</w:t>
       </w:r>
     </w:p>
     <w:bookmarkStart w:id="47" w:name="sec-direct-sums"/>

--- a/linear-algebra-direct-sums.docx
+++ b/linear-algebra-direct-sums.docx
@@ -15,7 +15,7 @@
         <w:pStyle w:val="Date"/>
       </w:pPr>
       <w:r>
-        <w:t xml:space="preserve">Last modified: 2026-10-21 13:11:08 (PDT)</w:t>
+        <w:t xml:space="preserve">Last modified: 2026-10-21 14:24:09 (PDT)</w:t>
       </w:r>
     </w:p>
     <w:bookmarkStart w:id="47" w:name="sec-direct-sums"/>

--- a/linear-algebra-direct-sums.docx
+++ b/linear-algebra-direct-sums.docx
@@ -15,7 +15,7 @@
         <w:pStyle w:val="Date"/>
       </w:pPr>
       <w:r>
-        <w:t xml:space="preserve">Last modified: 2026-10-21 14:24:09 (PDT)</w:t>
+        <w:t xml:space="preserve">Last modified: 2026-10-22 00:50:13 (PDT)</w:t>
       </w:r>
     </w:p>
     <w:bookmarkStart w:id="47" w:name="sec-direct-sums"/>

--- a/linear-algebra-direct-sums.docx
+++ b/linear-algebra-direct-sums.docx
@@ -15,7 +15,7 @@
         <w:pStyle w:val="Date"/>
       </w:pPr>
       <w:r>
-        <w:t xml:space="preserve">Last modified: 2026-10-22 00:50:13 (PDT)</w:t>
+        <w:t xml:space="preserve">Last modified: 2026-10-22 08:26:35 (PDT)</w:t>
       </w:r>
     </w:p>
     <w:bookmarkStart w:id="47" w:name="sec-direct-sums"/>

--- a/linear-algebra-direct-sums.docx
+++ b/linear-algebra-direct-sums.docx
@@ -15,7 +15,7 @@
         <w:pStyle w:val="Date"/>
       </w:pPr>
       <w:r>
-        <w:t xml:space="preserve">Last modified: 2026-10-22 08:26:35 (PDT)</w:t>
+        <w:t xml:space="preserve">Last modified: 2026-10-22 09:50:17 (PDT)</w:t>
       </w:r>
     </w:p>
     <w:bookmarkStart w:id="47" w:name="sec-direct-sums"/>

--- a/linear-algebra-direct-sums.docx
+++ b/linear-algebra-direct-sums.docx
@@ -15,7 +15,7 @@
         <w:pStyle w:val="Date"/>
       </w:pPr>
       <w:r>
-        <w:t xml:space="preserve">Last modified: 2026-10-22 09:50:17 (PDT)</w:t>
+        <w:t xml:space="preserve">Last modified: 2026-10-22 11:05:55 (PDT)</w:t>
       </w:r>
     </w:p>
     <w:bookmarkStart w:id="47" w:name="sec-direct-sums"/>

--- a/linear-algebra-direct-sums.docx
+++ b/linear-algebra-direct-sums.docx
@@ -15,7 +15,7 @@
         <w:pStyle w:val="Date"/>
       </w:pPr>
       <w:r>
-        <w:t xml:space="preserve">Last modified: 2026-10-24 15:35:26 (PDT)</w:t>
+        <w:t xml:space="preserve">Last modified: 2026-10-24 20:19:00 (PDT)</w:t>
       </w:r>
     </w:p>
     <w:bookmarkStart w:id="47" w:name="sec-direct-sums"/>

--- a/linear-algebra-direct-sums.docx
+++ b/linear-algebra-direct-sums.docx
@@ -15,7 +15,7 @@
         <w:pStyle w:val="Date"/>
       </w:pPr>
       <w:r>
-        <w:t xml:space="preserve">Last modified: 2026-10-24 20:19:00 (PDT)</w:t>
+        <w:t xml:space="preserve">Last modified: 2026-10-25 16:46:34 (PDT)</w:t>
       </w:r>
     </w:p>
     <w:bookmarkStart w:id="47" w:name="sec-direct-sums"/>

--- a/linear-algebra-direct-sums.docx
+++ b/linear-algebra-direct-sums.docx
@@ -15,7 +15,7 @@
         <w:pStyle w:val="Date"/>
       </w:pPr>
       <w:r>
-        <w:t xml:space="preserve">Last modified: 2026-10-25 16:46:34 (PDT)</w:t>
+        <w:t xml:space="preserve">Last modified: 2026-10-25 18:01:14 (PDT)</w:t>
       </w:r>
     </w:p>
     <w:bookmarkStart w:id="47" w:name="sec-direct-sums"/>

--- a/linear-algebra-direct-sums.docx
+++ b/linear-algebra-direct-sums.docx
@@ -15,7 +15,7 @@
         <w:pStyle w:val="Date"/>
       </w:pPr>
       <w:r>
-        <w:t xml:space="preserve">Last modified: 2026-10-25 18:01:14 (PDT)</w:t>
+        <w:t xml:space="preserve">Last modified: 2026-10-26 02:21:32 (PDT)</w:t>
       </w:r>
     </w:p>
     <w:bookmarkStart w:id="47" w:name="sec-direct-sums"/>

--- a/linear-algebra-direct-sums.docx
+++ b/linear-algebra-direct-sums.docx
@@ -15,7 +15,7 @@
         <w:pStyle w:val="Date"/>
       </w:pPr>
       <w:r>
-        <w:t xml:space="preserve">Last modified: 2026-10-26 02:21:32 (PDT)</w:t>
+        <w:t xml:space="preserve">Last modified: 2026-10-26 03:33:07 (PDT)</w:t>
       </w:r>
     </w:p>
     <w:bookmarkStart w:id="47" w:name="sec-direct-sums"/>

--- a/linear-algebra-direct-sums.docx
+++ b/linear-algebra-direct-sums.docx
@@ -15,7 +15,7 @@
         <w:pStyle w:val="Date"/>
       </w:pPr>
       <w:r>
-        <w:t xml:space="preserve">Last modified: 2026-10-26 03:33:07 (PDT)</w:t>
+        <w:t xml:space="preserve">Last modified: 2026-10-26 10:13:13 (PDT)</w:t>
       </w:r>
     </w:p>
     <w:bookmarkStart w:id="47" w:name="sec-direct-sums"/>

--- a/linear-algebra-direct-sums.docx
+++ b/linear-algebra-direct-sums.docx
@@ -15,7 +15,7 @@
         <w:pStyle w:val="Date"/>
       </w:pPr>
       <w:r>
-        <w:t xml:space="preserve">Last modified: 2026-10-26 10:13:13 (PDT)</w:t>
+        <w:t xml:space="preserve">Last modified: 2026-10-26 12:55:55 (PDT)</w:t>
       </w:r>
     </w:p>
     <w:bookmarkStart w:id="47" w:name="sec-direct-sums"/>

--- a/linear-algebra-direct-sums.docx
+++ b/linear-algebra-direct-sums.docx
@@ -15,7 +15,7 @@
         <w:pStyle w:val="Date"/>
       </w:pPr>
       <w:r>
-        <w:t xml:space="preserve">Last modified: 2026-10-26 12:55:55 (PDT)</w:t>
+        <w:t xml:space="preserve">Last modified: 2026-10-26 14:36:46 (PDT)</w:t>
       </w:r>
     </w:p>
     <w:bookmarkStart w:id="47" w:name="sec-direct-sums"/>

--- a/linear-algebra-direct-sums.docx
+++ b/linear-algebra-direct-sums.docx
@@ -15,7 +15,7 @@
         <w:pStyle w:val="Date"/>
       </w:pPr>
       <w:r>
-        <w:t xml:space="preserve">Last modified: 2026-10-26 14:36:46 (PDT)</w:t>
+        <w:t xml:space="preserve">Last modified: 2026-10-26 20:57:05 (PDT)</w:t>
       </w:r>
     </w:p>
     <w:bookmarkStart w:id="47" w:name="sec-direct-sums"/>

--- a/linear-algebra-direct-sums.docx
+++ b/linear-algebra-direct-sums.docx
@@ -15,7 +15,7 @@
         <w:pStyle w:val="Date"/>
       </w:pPr>
       <w:r>
-        <w:t xml:space="preserve">Last modified: 2026-10-26 20:57:05 (PDT)</w:t>
+        <w:t xml:space="preserve">Last modified: 2026-10-26 23:10:47 (PDT)</w:t>
       </w:r>
     </w:p>
     <w:bookmarkStart w:id="47" w:name="sec-direct-sums"/>

--- a/linear-algebra-direct-sums.docx
+++ b/linear-algebra-direct-sums.docx
@@ -15,7 +15,7 @@
         <w:pStyle w:val="Date"/>
       </w:pPr>
       <w:r>
-        <w:t xml:space="preserve">Last modified: 2026-10-26 23:10:47 (PDT)</w:t>
+        <w:t xml:space="preserve">Last modified: 2026-10-27 00:23:12 (PDT)</w:t>
       </w:r>
     </w:p>
     <w:bookmarkStart w:id="47" w:name="sec-direct-sums"/>

--- a/linear-algebra-direct-sums.docx
+++ b/linear-algebra-direct-sums.docx
@@ -15,7 +15,7 @@
         <w:pStyle w:val="Date"/>
       </w:pPr>
       <w:r>
-        <w:t xml:space="preserve">Last modified: 2026-10-27 00:23:12 (PDT)</w:t>
+        <w:t xml:space="preserve">Last modified: 2026-10-27 01:34:30 (PDT)</w:t>
       </w:r>
     </w:p>
     <w:bookmarkStart w:id="47" w:name="sec-direct-sums"/>

--- a/linear-algebra-direct-sums.docx
+++ b/linear-algebra-direct-sums.docx
@@ -15,7 +15,7 @@
         <w:pStyle w:val="Date"/>
       </w:pPr>
       <w:r>
-        <w:t xml:space="preserve">Last modified: 2026-10-27 01:34:30 (PDT)</w:t>
+        <w:t xml:space="preserve">Last modified: 2026-10-27 09:35:20 (PDT)</w:t>
       </w:r>
     </w:p>
     <w:bookmarkStart w:id="47" w:name="sec-direct-sums"/>

--- a/linear-algebra-direct-sums.docx
+++ b/linear-algebra-direct-sums.docx
@@ -15,7 +15,7 @@
         <w:pStyle w:val="Date"/>
       </w:pPr>
       <w:r>
-        <w:t xml:space="preserve">Last modified: 2026-10-27 09:35:20 (PDT)</w:t>
+        <w:t xml:space="preserve">Last modified: 2026-10-27 11:01:31 (PDT)</w:t>
       </w:r>
     </w:p>
     <w:bookmarkStart w:id="47" w:name="sec-direct-sums"/>

--- a/linear-algebra-direct-sums.docx
+++ b/linear-algebra-direct-sums.docx
@@ -15,7 +15,7 @@
         <w:pStyle w:val="Date"/>
       </w:pPr>
       <w:r>
-        <w:t xml:space="preserve">Last modified: 2026-10-27 11:01:31 (PDT)</w:t>
+        <w:t xml:space="preserve">Last modified: 2026-10-27 17:38:18 (PDT)</w:t>
       </w:r>
     </w:p>
     <w:bookmarkStart w:id="47" w:name="sec-direct-sums"/>

--- a/linear-algebra-direct-sums.docx
+++ b/linear-algebra-direct-sums.docx
@@ -15,7 +15,7 @@
         <w:pStyle w:val="Date"/>
       </w:pPr>
       <w:r>
-        <w:t xml:space="preserve">Last modified: 2026-10-27 17:38:18 (PDT)</w:t>
+        <w:t xml:space="preserve">Last modified: 2026-10-27 20:53:54 (PDT)</w:t>
       </w:r>
     </w:p>
     <w:bookmarkStart w:id="47" w:name="sec-direct-sums"/>

--- a/linear-algebra-direct-sums.docx
+++ b/linear-algebra-direct-sums.docx
@@ -15,7 +15,7 @@
         <w:pStyle w:val="Date"/>
       </w:pPr>
       <w:r>
-        <w:t xml:space="preserve">Last modified: 2026-10-27 20:53:54 (PDT)</w:t>
+        <w:t xml:space="preserve">Last modified: 2026-10-28 13:13:09 (PDT)</w:t>
       </w:r>
     </w:p>
     <w:bookmarkStart w:id="47" w:name="sec-direct-sums"/>

--- a/linear-algebra-direct-sums.docx
+++ b/linear-algebra-direct-sums.docx
@@ -15,7 +15,7 @@
         <w:pStyle w:val="Date"/>
       </w:pPr>
       <w:r>
-        <w:t xml:space="preserve">Last modified: 2026-10-28 13:13:09 (PDT)</w:t>
+        <w:t xml:space="preserve">Last modified: 2026-10-28 16:00:43 (PDT)</w:t>
       </w:r>
     </w:p>
     <w:bookmarkStart w:id="47" w:name="sec-direct-sums"/>

--- a/linear-algebra-direct-sums.docx
+++ b/linear-algebra-direct-sums.docx
@@ -15,7 +15,7 @@
         <w:pStyle w:val="Date"/>
       </w:pPr>
       <w:r>
-        <w:t xml:space="preserve">Last modified: 2026-10-28 16:00:43 (PDT)</w:t>
+        <w:t xml:space="preserve">Last modified: 2026-10-28 17:04:35 (PDT)</w:t>
       </w:r>
     </w:p>
     <w:bookmarkStart w:id="47" w:name="sec-direct-sums"/>

--- a/linear-algebra-direct-sums.docx
+++ b/linear-algebra-direct-sums.docx
@@ -15,7 +15,7 @@
         <w:pStyle w:val="Date"/>
       </w:pPr>
       <w:r>
-        <w:t xml:space="preserve">Last modified: 2026-10-28 17:04:35 (PDT)</w:t>
+        <w:t xml:space="preserve">Last modified: 2026-10-28 18:32:18 (PDT)</w:t>
       </w:r>
     </w:p>
     <w:bookmarkStart w:id="47" w:name="sec-direct-sums"/>

--- a/linear-algebra-direct-sums.docx
+++ b/linear-algebra-direct-sums.docx
@@ -15,7 +15,7 @@
         <w:pStyle w:val="Date"/>
       </w:pPr>
       <w:r>
-        <w:t xml:space="preserve">Last modified: 2026-10-28 18:32:18 (PDT)</w:t>
+        <w:t xml:space="preserve">Last modified: 2026-10-28 20:07:26 (PDT)</w:t>
       </w:r>
     </w:p>
     <w:bookmarkStart w:id="47" w:name="sec-direct-sums"/>

--- a/linear-algebra-direct-sums.docx
+++ b/linear-algebra-direct-sums.docx
@@ -15,7 +15,7 @@
         <w:pStyle w:val="Date"/>
       </w:pPr>
       <w:r>
-        <w:t xml:space="preserve">Last modified: 2026-10-28 20:07:26 (PDT)</w:t>
+        <w:t xml:space="preserve">Last modified: 2026-10-28 21:37:44 (PDT)</w:t>
       </w:r>
     </w:p>
     <w:bookmarkStart w:id="47" w:name="sec-direct-sums"/>

--- a/linear-algebra-direct-sums.docx
+++ b/linear-algebra-direct-sums.docx
@@ -15,7 +15,7 @@
         <w:pStyle w:val="Date"/>
       </w:pPr>
       <w:r>
-        <w:t xml:space="preserve">Last modified: 2026-10-28 21:37:44 (PDT)</w:t>
+        <w:t xml:space="preserve">Last modified: 2026-10-28 23:05:07 (PDT)</w:t>
       </w:r>
     </w:p>
     <w:bookmarkStart w:id="47" w:name="sec-direct-sums"/>

--- a/linear-algebra-direct-sums.docx
+++ b/linear-algebra-direct-sums.docx
@@ -15,7 +15,7 @@
         <w:pStyle w:val="Date"/>
       </w:pPr>
       <w:r>
-        <w:t xml:space="preserve">Last modified: 2026-10-28 23:05:07 (PDT)</w:t>
+        <w:t xml:space="preserve">Last modified: 2026-10-29 00:14:30 (PDT)</w:t>
       </w:r>
     </w:p>
     <w:bookmarkStart w:id="47" w:name="sec-direct-sums"/>

--- a/linear-algebra-direct-sums.docx
+++ b/linear-algebra-direct-sums.docx
@@ -15,7 +15,7 @@
         <w:pStyle w:val="Date"/>
       </w:pPr>
       <w:r>
-        <w:t xml:space="preserve">Last modified: 2026-10-29 00:14:30 (PDT)</w:t>
+        <w:t xml:space="preserve">Last modified: 2026-10-29 01:38:31 (PDT)</w:t>
       </w:r>
     </w:p>
     <w:bookmarkStart w:id="47" w:name="sec-direct-sums"/>

--- a/linear-algebra-direct-sums.docx
+++ b/linear-algebra-direct-sums.docx
@@ -15,7 +15,7 @@
         <w:pStyle w:val="Date"/>
       </w:pPr>
       <w:r>
-        <w:t xml:space="preserve">Last modified: 2026-10-29 01:38:31 (PDT)</w:t>
+        <w:t xml:space="preserve">Last modified: 2026-10-29 07:45:31 (PDT)</w:t>
       </w:r>
     </w:p>
     <w:bookmarkStart w:id="47" w:name="sec-direct-sums"/>

--- a/linear-algebra-direct-sums.docx
+++ b/linear-algebra-direct-sums.docx
@@ -15,7 +15,7 @@
         <w:pStyle w:val="Date"/>
       </w:pPr>
       <w:r>
-        <w:t xml:space="preserve">Last modified: 2026-10-29 07:45:31 (PDT)</w:t>
+        <w:t xml:space="preserve">Last modified: 2026-10-29 09:12:46 (PDT)</w:t>
       </w:r>
     </w:p>
     <w:bookmarkStart w:id="47" w:name="sec-direct-sums"/>

--- a/linear-algebra-direct-sums.docx
+++ b/linear-algebra-direct-sums.docx
@@ -15,7 +15,7 @@
         <w:pStyle w:val="Date"/>
       </w:pPr>
       <w:r>
-        <w:t xml:space="preserve">Last modified: 2026-10-29 09:12:46 (PDT)</w:t>
+        <w:t xml:space="preserve">Last modified: 2026-10-29 10:33:15 (PDT)</w:t>
       </w:r>
     </w:p>
     <w:bookmarkStart w:id="47" w:name="sec-direct-sums"/>

--- a/linear-algebra-direct-sums.docx
+++ b/linear-algebra-direct-sums.docx
@@ -15,7 +15,7 @@
         <w:pStyle w:val="Date"/>
       </w:pPr>
       <w:r>
-        <w:t xml:space="preserve">Last modified: 2026-10-29 10:33:15 (PDT)</w:t>
+        <w:t xml:space="preserve">Last modified: 2026-10-29 11:51:41 (PDT)</w:t>
       </w:r>
     </w:p>
     <w:bookmarkStart w:id="47" w:name="sec-direct-sums"/>

--- a/linear-algebra-direct-sums.docx
+++ b/linear-algebra-direct-sums.docx
@@ -15,7 +15,7 @@
         <w:pStyle w:val="Date"/>
       </w:pPr>
       <w:r>
-        <w:t xml:space="preserve">Last modified: 2026-10-29 11:51:41 (PDT)</w:t>
+        <w:t xml:space="preserve">Last modified: 2026-10-29 13:28:16 (PDT)</w:t>
       </w:r>
     </w:p>
     <w:bookmarkStart w:id="47" w:name="sec-direct-sums"/>

--- a/linear-algebra-direct-sums.docx
+++ b/linear-algebra-direct-sums.docx
@@ -15,7 +15,7 @@
         <w:pStyle w:val="Date"/>
       </w:pPr>
       <w:r>
-        <w:t xml:space="preserve">Last modified: 2026-10-29 13:28:16 (PDT)</w:t>
+        <w:t xml:space="preserve">Last modified: 2026-10-29 14:56:31 (PDT)</w:t>
       </w:r>
     </w:p>
     <w:bookmarkStart w:id="47" w:name="sec-direct-sums"/>

--- a/linear-algebra-direct-sums.docx
+++ b/linear-algebra-direct-sums.docx
@@ -15,7 +15,7 @@
         <w:pStyle w:val="Date"/>
       </w:pPr>
       <w:r>
-        <w:t xml:space="preserve">Last modified: 2026-10-29 14:56:31 (PDT)</w:t>
+        <w:t xml:space="preserve">Last modified: 2026-10-29 16:45:03 (PDT)</w:t>
       </w:r>
     </w:p>
     <w:bookmarkStart w:id="47" w:name="sec-direct-sums"/>

--- a/linear-algebra-direct-sums.docx
+++ b/linear-algebra-direct-sums.docx
@@ -15,7 +15,7 @@
         <w:pStyle w:val="Date"/>
       </w:pPr>
       <w:r>
-        <w:t xml:space="preserve">Last modified: 2026-10-29 16:45:03 (PDT)</w:t>
+        <w:t xml:space="preserve">Last modified: 2026-10-29 20:01:11 (PDT)</w:t>
       </w:r>
     </w:p>
     <w:bookmarkStart w:id="47" w:name="sec-direct-sums"/>

--- a/linear-algebra-direct-sums.docx
+++ b/linear-algebra-direct-sums.docx
@@ -15,7 +15,7 @@
         <w:pStyle w:val="Date"/>
       </w:pPr>
       <w:r>
-        <w:t xml:space="preserve">Last modified: 2026-10-29 20:01:11 (PDT)</w:t>
+        <w:t xml:space="preserve">Last modified: 2026-10-30 00:52:40 (PDT)</w:t>
       </w:r>
     </w:p>
     <w:bookmarkStart w:id="47" w:name="sec-direct-sums"/>

--- a/linear-algebra-direct-sums.docx
+++ b/linear-algebra-direct-sums.docx
@@ -15,7 +15,7 @@
         <w:pStyle w:val="Date"/>
       </w:pPr>
       <w:r>
-        <w:t xml:space="preserve">Last modified: 2026-10-30 00:52:40 (PDT)</w:t>
+        <w:t xml:space="preserve">Last modified: 2026-10-30 02:22:19 (PDT)</w:t>
       </w:r>
     </w:p>
     <w:bookmarkStart w:id="47" w:name="sec-direct-sums"/>
@@ -251,7 +251,7 @@
                 <w:rPr>
                   <w:rStyle w:val="Hyperlink"/>
                 </w:rPr>
-                <w:t xml:space="preserve">Theorem 7 in Column Space, Null Space and Rank-Nullity</w:t>
+                <w:t xml:space="preserve">Theorem 8 in Column Space, Null Space and Rank-Nullity</w:t>
               </w:r>
             </w:hyperlink>
             <w:r>
@@ -8607,7 +8607,7 @@
                   <m:nor/>
                   <m:sty m:val="p"/>
                 </m:rPr>
-                <m:t>Theorem 6 in Column Space, Null Space and Rank-Nullity</m:t>
+                <m:t>Theorem 7 in Column Space, Null Space and Rank-Nullity</m:t>
               </m:r>
               <m:r>
                 <m:rPr>
@@ -8959,7 +8959,7 @@
                   <m:nor/>
                   <m:sty m:val="p"/>
                 </m:rPr>
-                <m:t>Theorem 6 in Column Space, Null Space and Rank-Nullity</m:t>
+                <m:t>Theorem 7 in Column Space, Null Space and Rank-Nullity</m:t>
               </m:r>
               <m:r>
                 <m:rPr>
@@ -9384,7 +9384,7 @@
           <w:rPr>
             <w:rStyle w:val="Hyperlink"/>
           </w:rPr>
-          <w:t xml:space="preserve">Example 12 in Column Space, Null Space and Rank-Nullity</w:t>
+          <w:t xml:space="preserve">Example 13 in Column Space, Null Space and Rank-Nullity</w:t>
         </w:r>
       </w:hyperlink>
       <w:r>
@@ -20516,7 +20516,7 @@
                   <m:nor/>
                   <m:sty m:val="p"/>
                 </m:rPr>
-                <m:t>Theorem 7 in Column Space, Null Space and Rank-Nullity</m:t>
+                <m:t>Theorem 8 in Column Space, Null Space and Rank-Nullity</m:t>
               </m:r>
               <m:r>
                 <m:rPr>
@@ -20622,7 +20622,7 @@
                   <m:nor/>
                   <m:sty m:val="p"/>
                 </m:rPr>
-                <m:t>Theorem 9 in Column Space, Null Space and Rank-Nullity</m:t>
+                <m:t>Theorem 10 in Column Space, Null Space and Rank-Nullity</m:t>
               </m:r>
               <m:r>
                 <m:rPr>
@@ -20716,7 +20716,7 @@
                   <m:nor/>
                   <m:sty m:val="p"/>
                 </m:rPr>
-                <m:t>Theorem 6 in Column Space, Null Space and Rank-Nullity</m:t>
+                <m:t>Theorem 7 in Column Space, Null Space and Rank-Nullity</m:t>
               </m:r>
               <m:r>
                 <m:rPr>
@@ -26795,7 +26795,7 @@
           <w:rPr>
             <w:rStyle w:val="Hyperlink"/>
           </w:rPr>
-          <w:t xml:space="preserve">Theorem 6 in Column Space, Null Space and Rank-Nullity</w:t>
+          <w:t xml:space="preserve">Theorem 7 in Column Space, Null Space and Rank-Nullity</w:t>
         </w:r>
       </w:hyperlink>
       <w:r>
@@ -26921,7 +26921,7 @@
           <w:rPr>
             <w:rStyle w:val="Hyperlink"/>
           </w:rPr>
-          <w:t xml:space="preserve">Theorem 6 in Column Space, Null Space and Rank-Nullity</w:t>
+          <w:t xml:space="preserve">Theorem 7 in Column Space, Null Space and Rank-Nullity</w:t>
         </w:r>
       </w:hyperlink>
       <w:r>
@@ -26955,7 +26955,7 @@
           <w:rPr>
             <w:rStyle w:val="Hyperlink"/>
           </w:rPr>
-          <w:t xml:space="preserve">Theorem 9 in Column Space, Null Space and Rank-Nullity</w:t>
+          <w:t xml:space="preserve">Theorem 10 in Column Space, Null Space and Rank-Nullity</w:t>
         </w:r>
       </w:hyperlink>
       <w:r>
@@ -27093,7 +27093,7 @@
           <w:rPr>
             <w:rStyle w:val="Hyperlink"/>
           </w:rPr>
-          <w:t xml:space="preserve">Theorem 7 in Column Space, Null Space and Rank-Nullity</w:t>
+          <w:t xml:space="preserve">Theorem 8 in Column Space, Null Space and Rank-Nullity</w:t>
         </w:r>
       </w:hyperlink>
       <w:r>
@@ -27392,7 +27392,7 @@
           <w:rPr>
             <w:rStyle w:val="Hyperlink"/>
           </w:rPr>
-          <w:t xml:space="preserve">Example 10 in Column Space, Null Space and Rank-Nullity</w:t>
+          <w:t xml:space="preserve">Example 11 in Column Space, Null Space and Rank-Nullity</w:t>
         </w:r>
       </w:hyperlink>
       <w:r>
@@ -27777,7 +27777,7 @@
           <w:rPr>
             <w:rStyle w:val="Hyperlink"/>
           </w:rPr>
-          <w:t xml:space="preserve">Example 11 in Column Space, Null Space and Rank-Nullity</w:t>
+          <w:t xml:space="preserve">Example 12 in Column Space, Null Space and Rank-Nullity</w:t>
         </w:r>
       </w:hyperlink>
       <w:r>

--- a/linear-algebra-direct-sums.docx
+++ b/linear-algebra-direct-sums.docx
@@ -15,7 +15,7 @@
         <w:pStyle w:val="Date"/>
       </w:pPr>
       <w:r>
-        <w:t xml:space="preserve">Last modified: 2026-10-30 02:22:19 (PDT)</w:t>
+        <w:t xml:space="preserve">Last modified: 2026-10-30 12:07:09 (PDT)</w:t>
       </w:r>
     </w:p>
     <w:bookmarkStart w:id="47" w:name="sec-direct-sums"/>

--- a/linear-algebra-direct-sums.docx
+++ b/linear-algebra-direct-sums.docx
@@ -15,7 +15,7 @@
         <w:pStyle w:val="Date"/>
       </w:pPr>
       <w:r>
-        <w:t xml:space="preserve">Last modified: 2026-10-30 12:07:09 (PDT)</w:t>
+        <w:t xml:space="preserve">Last modified: 2026-10-30 13:54:56 (PDT)</w:t>
       </w:r>
     </w:p>
     <w:bookmarkStart w:id="47" w:name="sec-direct-sums"/>

--- a/linear-algebra-direct-sums.docx
+++ b/linear-algebra-direct-sums.docx
@@ -15,7 +15,7 @@
         <w:pStyle w:val="Date"/>
       </w:pPr>
       <w:r>
-        <w:t xml:space="preserve">Last modified: 2026-10-30 13:54:56 (PDT)</w:t>
+        <w:t xml:space="preserve">Last modified: 2026-10-30 15:46:06 (PDT)</w:t>
       </w:r>
     </w:p>
     <w:bookmarkStart w:id="47" w:name="sec-direct-sums"/>

--- a/linear-algebra-direct-sums.docx
+++ b/linear-algebra-direct-sums.docx
@@ -15,7 +15,7 @@
         <w:pStyle w:val="Date"/>
       </w:pPr>
       <w:r>
-        <w:t xml:space="preserve">Last modified: 2026-10-30 15:46:06 (PDT)</w:t>
+        <w:t xml:space="preserve">Last modified: 2026-10-30 17:15:43 (PDT)</w:t>
       </w:r>
     </w:p>
     <w:bookmarkStart w:id="47" w:name="sec-direct-sums"/>

--- a/linear-algebra-direct-sums.docx
+++ b/linear-algebra-direct-sums.docx
@@ -15,7 +15,7 @@
         <w:pStyle w:val="Date"/>
       </w:pPr>
       <w:r>
-        <w:t xml:space="preserve">Last modified: 2026-10-30 17:15:43 (PDT)</w:t>
+        <w:t xml:space="preserve">Last modified: 2026-10-30 18:45:42 (PDT)</w:t>
       </w:r>
     </w:p>
     <w:bookmarkStart w:id="47" w:name="sec-direct-sums"/>

--- a/linear-algebra-direct-sums.docx
+++ b/linear-algebra-direct-sums.docx
@@ -15,7 +15,7 @@
         <w:pStyle w:val="Date"/>
       </w:pPr>
       <w:r>
-        <w:t xml:space="preserve">Last modified: 2026-10-30 18:45:42 (PDT)</w:t>
+        <w:t xml:space="preserve">Last modified: 2026-10-30 21:18:12 (PDT)</w:t>
       </w:r>
     </w:p>
     <w:bookmarkStart w:id="47" w:name="sec-direct-sums"/>

--- a/linear-algebra-direct-sums.docx
+++ b/linear-algebra-direct-sums.docx
@@ -15,7 +15,7 @@
         <w:pStyle w:val="Date"/>
       </w:pPr>
       <w:r>
-        <w:t xml:space="preserve">Last modified: 2026-10-30 21:18:12 (PDT)</w:t>
+        <w:t xml:space="preserve">Last modified: 2026-10-31 00:08:50 (PDT)</w:t>
       </w:r>
     </w:p>
     <w:bookmarkStart w:id="47" w:name="sec-direct-sums"/>

--- a/linear-algebra-direct-sums.docx
+++ b/linear-algebra-direct-sums.docx
@@ -15,7 +15,7 @@
         <w:pStyle w:val="Date"/>
       </w:pPr>
       <w:r>
-        <w:t xml:space="preserve">Last modified: 2026-10-31 00:08:50 (PDT)</w:t>
+        <w:t xml:space="preserve">Last modified: 2026-10-31 06:43:52 (PDT)</w:t>
       </w:r>
     </w:p>
     <w:bookmarkStart w:id="47" w:name="sec-direct-sums"/>
